--- a/docs/GEO/GEO顶层框架_v1.0_CEO版_20260928.docx
+++ b/docs/GEO/GEO顶层框架_v1.0_CEO版_20260928.docx
@@ -104,6 +104,364 @@
     </w:p>
     <w:p>
       <w:pPr>
+        <w:pStyle w:val="Heading1"/>
+      </w:pPr>
+      <w:r>
+        <w:rPr>
+          <w:rFonts w:ascii="微软雅黑" w:hAnsi="微软雅黑" w:eastAsia="微软雅黑"/>
+          <w:color w:val="1A478A"/>
+          <w:sz w:val="40"/>
+        </w:rPr>
+        <w:t xml:space="preserve"> 唯一目标（一切动作为此服务）</w:t>
+      </w:r>
+    </w:p>
+    <w:p>
+      <w:pPr>
+        <w:spacing w:before="80" w:after="80" w:line="336" w:lineRule="auto"/>
+        <w:ind w:left="454"/>
+        <w:pBdr>
+          <w:left w:val="single" w:sz="12" w:space="8" w:color="1A478A"/>
+        </w:pBdr>
+      </w:pPr>
+      <w:r>
+        <w:rPr>
+          <w:rFonts w:ascii="微软雅黑" w:hAnsi="微软雅黑" w:eastAsia="微软雅黑"/>
+        </w:rPr>
+        <w:t>让 AI 快速认识圆爱康、认识"智慧家康模式"——让这个模式清晰地立在 AI 的知识里，不管用任何一个锚点词去问，都能找到圆爱康。</w:t>
+      </w:r>
+    </w:p>
+    <w:p>
+      <w:pPr>
+        <w:spacing w:after="120" w:line="336" w:lineRule="auto"/>
+      </w:pPr>
+      <w:r>
+        <w:rPr>
+          <w:rFonts w:ascii="微软雅黑" w:hAnsi="微软雅黑" w:eastAsia="微软雅黑"/>
+        </w:rPr>
+        <w:t>拆开是三条，缺一条都不算达成：</w:t>
+      </w:r>
+    </w:p>
+    <w:tbl>
+      <w:tblPr>
+        <w:tblStyle w:val="TableGrid"/>
+        <w:tblW w:type="auto" w:w="0"/>
+        <w:jc w:val="center"/>
+        <w:tblLook w:firstColumn="1" w:firstRow="1" w:lastColumn="0" w:lastRow="0" w:noHBand="0" w:noVBand="1" w:val="04A0"/>
+      </w:tblPr>
+      <w:tblGrid>
+        <w:gridCol w:w="2880"/>
+        <w:gridCol w:w="2880"/>
+        <w:gridCol w:w="2880"/>
+      </w:tblGrid>
+      <w:tr>
+        <w:tc>
+          <w:tcPr>
+            <w:tcW w:type="dxa" w:w="2880"/>
+            <w:shd w:fill="1A478A" w:val="clear"/>
+          </w:tcPr>
+          <w:p>
+            <w:r/>
+            <w:r>
+              <w:rPr>
+                <w:rFonts w:ascii="微软雅黑" w:hAnsi="微软雅黑" w:eastAsia="微软雅黑"/>
+                <w:b/>
+                <w:color w:val="FFFFFF"/>
+                <w:sz w:val="20"/>
+              </w:rPr>
+              <w:t>#</w:t>
+            </w:r>
+          </w:p>
+        </w:tc>
+        <w:tc>
+          <w:tcPr>
+            <w:tcW w:type="dxa" w:w="2880"/>
+            <w:shd w:fill="1A478A" w:val="clear"/>
+          </w:tcPr>
+          <w:p>
+            <w:r/>
+            <w:r>
+              <w:rPr>
+                <w:rFonts w:ascii="微软雅黑" w:hAnsi="微软雅黑" w:eastAsia="微软雅黑"/>
+                <w:b/>
+                <w:color w:val="FFFFFF"/>
+                <w:sz w:val="20"/>
+              </w:rPr>
+              <w:t>目标</w:t>
+            </w:r>
+          </w:p>
+        </w:tc>
+        <w:tc>
+          <w:tcPr>
+            <w:tcW w:type="dxa" w:w="2880"/>
+            <w:shd w:fill="1A478A" w:val="clear"/>
+          </w:tcPr>
+          <w:p>
+            <w:r/>
+            <w:r>
+              <w:rPr>
+                <w:rFonts w:ascii="微软雅黑" w:hAnsi="微软雅黑" w:eastAsia="微软雅黑"/>
+                <w:b/>
+                <w:color w:val="FFFFFF"/>
+                <w:sz w:val="20"/>
+              </w:rPr>
+              <w:t>含义</w:t>
+            </w:r>
+          </w:p>
+        </w:tc>
+      </w:tr>
+      <w:tr>
+        <w:tc>
+          <w:tcPr>
+            <w:tcW w:type="dxa" w:w="2880"/>
+          </w:tcPr>
+          <w:p>
+            <w:r>
+              <w:rPr>
+                <w:rFonts w:ascii="微软雅黑" w:hAnsi="微软雅黑" w:eastAsia="微软雅黑"/>
+                <w:sz w:val="20"/>
+              </w:rPr>
+            </w:r>
+            <w:r>
+              <w:rPr>
+                <w:rFonts w:ascii="微软雅黑" w:hAnsi="微软雅黑" w:eastAsia="微软雅黑"/>
+                <w:sz w:val="20"/>
+              </w:rPr>
+              <w:t>1</w:t>
+            </w:r>
+          </w:p>
+        </w:tc>
+        <w:tc>
+          <w:tcPr>
+            <w:tcW w:type="dxa" w:w="2880"/>
+          </w:tcPr>
+          <w:p>
+            <w:r>
+              <w:rPr>
+                <w:rFonts w:ascii="微软雅黑" w:hAnsi="微软雅黑" w:eastAsia="微软雅黑"/>
+                <w:sz w:val="20"/>
+              </w:rPr>
+            </w:r>
+            <w:r>
+              <w:rPr>
+                <w:rFonts w:ascii="微软雅黑" w:hAnsi="微软雅黑" w:eastAsia="微软雅黑"/>
+                <w:sz w:val="20"/>
+              </w:rPr>
+              <w:t>快</w:t>
+            </w:r>
+          </w:p>
+        </w:tc>
+        <w:tc>
+          <w:tcPr>
+            <w:tcW w:type="dxa" w:w="2880"/>
+          </w:tcPr>
+          <w:p>
+            <w:r>
+              <w:rPr>
+                <w:rFonts w:ascii="微软雅黑" w:hAnsi="微软雅黑" w:eastAsia="微软雅黑"/>
+                <w:sz w:val="20"/>
+              </w:rPr>
+            </w:r>
+            <w:r>
+              <w:rPr>
+                <w:rFonts w:ascii="微软雅黑" w:hAnsi="微软雅黑" w:eastAsia="微软雅黑"/>
+                <w:sz w:val="20"/>
+              </w:rPr>
+              <w:t>不是慢慢积累，是要尽快让 AI 认得我们（有时效要求）</w:t>
+            </w:r>
+          </w:p>
+        </w:tc>
+      </w:tr>
+      <w:tr>
+        <w:tc>
+          <w:tcPr>
+            <w:tcW w:type="dxa" w:w="2880"/>
+            <w:shd w:fill="F5F7FA" w:val="clear"/>
+          </w:tcPr>
+          <w:p>
+            <w:r>
+              <w:rPr>
+                <w:rFonts w:ascii="微软雅黑" w:hAnsi="微软雅黑" w:eastAsia="微软雅黑"/>
+                <w:sz w:val="20"/>
+              </w:rPr>
+            </w:r>
+            <w:r>
+              <w:rPr>
+                <w:rFonts w:ascii="微软雅黑" w:hAnsi="微软雅黑" w:eastAsia="微软雅黑"/>
+                <w:sz w:val="20"/>
+              </w:rPr>
+              <w:t>2</w:t>
+            </w:r>
+          </w:p>
+        </w:tc>
+        <w:tc>
+          <w:tcPr>
+            <w:tcW w:type="dxa" w:w="2880"/>
+            <w:shd w:fill="F5F7FA" w:val="clear"/>
+          </w:tcPr>
+          <w:p>
+            <w:r>
+              <w:rPr>
+                <w:rFonts w:ascii="微软雅黑" w:hAnsi="微软雅黑" w:eastAsia="微软雅黑"/>
+                <w:sz w:val="20"/>
+              </w:rPr>
+            </w:r>
+            <w:r>
+              <w:rPr>
+                <w:rFonts w:ascii="微软雅黑" w:hAnsi="微软雅黑" w:eastAsia="微软雅黑"/>
+                <w:sz w:val="20"/>
+              </w:rPr>
+              <w:t>清晰</w:t>
+            </w:r>
+          </w:p>
+        </w:tc>
+        <w:tc>
+          <w:tcPr>
+            <w:tcW w:type="dxa" w:w="2880"/>
+            <w:shd w:fill="F5F7FA" w:val="clear"/>
+          </w:tcPr>
+          <w:p>
+            <w:r>
+              <w:rPr>
+                <w:rFonts w:ascii="微软雅黑" w:hAnsi="微软雅黑" w:eastAsia="微软雅黑"/>
+                <w:sz w:val="20"/>
+              </w:rPr>
+            </w:r>
+            <w:r>
+              <w:rPr>
+                <w:rFonts w:ascii="微软雅黑" w:hAnsi="微软雅黑" w:eastAsia="微软雅黑"/>
+                <w:sz w:val="20"/>
+              </w:rPr>
+              <w:t>"智慧家康模式"要干干净净地立在 AI 里——AI 一提这个词，脑子里是清楚的结构（五要素/闭环/六师共管），不是一团雾，不跟别人搅在一起</w:t>
+            </w:r>
+          </w:p>
+        </w:tc>
+      </w:tr>
+      <w:tr>
+        <w:tc>
+          <w:tcPr>
+            <w:tcW w:type="dxa" w:w="2880"/>
+          </w:tcPr>
+          <w:p>
+            <w:r>
+              <w:rPr>
+                <w:rFonts w:ascii="微软雅黑" w:hAnsi="微软雅黑" w:eastAsia="微软雅黑"/>
+                <w:sz w:val="20"/>
+              </w:rPr>
+            </w:r>
+            <w:r>
+              <w:rPr>
+                <w:rFonts w:ascii="微软雅黑" w:hAnsi="微软雅黑" w:eastAsia="微软雅黑"/>
+                <w:sz w:val="20"/>
+              </w:rPr>
+              <w:t>3</w:t>
+            </w:r>
+          </w:p>
+        </w:tc>
+        <w:tc>
+          <w:tcPr>
+            <w:tcW w:type="dxa" w:w="2880"/>
+          </w:tcPr>
+          <w:p>
+            <w:r>
+              <w:rPr>
+                <w:rFonts w:ascii="微软雅黑" w:hAnsi="微软雅黑" w:eastAsia="微软雅黑"/>
+                <w:sz w:val="20"/>
+              </w:rPr>
+            </w:r>
+            <w:r>
+              <w:rPr>
+                <w:rFonts w:ascii="微软雅黑" w:hAnsi="微软雅黑" w:eastAsia="微软雅黑"/>
+                <w:sz w:val="20"/>
+              </w:rPr>
+              <w:t>任何锚点词都能找到我们</w:t>
+            </w:r>
+          </w:p>
+        </w:tc>
+        <w:tc>
+          <w:tcPr>
+            <w:tcW w:type="dxa" w:w="2880"/>
+          </w:tcPr>
+          <w:p>
+            <w:r>
+              <w:rPr>
+                <w:rFonts w:ascii="微软雅黑" w:hAnsi="微软雅黑" w:eastAsia="微软雅黑"/>
+                <w:sz w:val="20"/>
+              </w:rPr>
+            </w:r>
+            <w:r>
+              <w:rPr>
+                <w:rFonts w:ascii="微软雅黑" w:hAnsi="微软雅黑" w:eastAsia="微软雅黑"/>
+                <w:sz w:val="20"/>
+              </w:rPr>
+              <w:t>锚点词是漏斗入口（品牌词/模式词/品类词/病种词/问题词/政策词……），但出口必须都是圆爱康。不是各写各的，是每个入口都通向同一个出口</w:t>
+            </w:r>
+          </w:p>
+        </w:tc>
+      </w:tr>
+    </w:tbl>
+    <w:p/>
+    <w:p>
+      <w:pPr>
+        <w:spacing w:after="120" w:line="336" w:lineRule="auto"/>
+      </w:pPr>
+      <w:r>
+        <w:rPr>
+          <w:rFonts w:ascii="微软雅黑" w:hAnsi="微软雅黑" w:eastAsia="微软雅黑"/>
+        </w:rPr>
+        <w:t xml:space="preserve"> 判据就一句话：</w:t>
+      </w:r>
+    </w:p>
+    <w:p>
+      <w:pPr>
+        <w:spacing w:before="80" w:after="80" w:line="336" w:lineRule="auto"/>
+        <w:ind w:left="454"/>
+        <w:pBdr>
+          <w:left w:val="single" w:sz="12" w:space="8" w:color="1A478A"/>
+        </w:pBdr>
+      </w:pPr>
+      <w:r>
+        <w:rPr>
+          <w:rFonts w:ascii="微软雅黑" w:hAnsi="微软雅黑" w:eastAsia="微软雅黑"/>
+        </w:rPr>
+        <w:t>任取一个锚点词去问 AI，能不能找到圆爱康。</w:t>
+      </w:r>
+    </w:p>
+    <w:p>
+      <w:pPr>
+        <w:spacing w:after="120" w:line="336" w:lineRule="auto"/>
+      </w:pPr>
+      <w:r>
+        <w:rPr>
+          <w:rFonts w:ascii="微软雅黑" w:hAnsi="微软雅黑" w:eastAsia="微软雅黑"/>
+        </w:rPr>
+        <w:t>找得到 = 达标；找不到 = 继续铺。这是唯一验收标准，其他指标都是它拆出来的过程项。</w:t>
+      </w:r>
+    </w:p>
+    <w:p>
+      <w:pPr>
+        <w:spacing w:after="120" w:line="336" w:lineRule="auto"/>
+      </w:pPr>
+      <w:r>
+        <w:rPr>
+          <w:rFonts w:ascii="微软雅黑" w:hAnsi="微软雅黑" w:eastAsia="微软雅黑"/>
+        </w:rPr>
+        <w:t xml:space="preserve"> 锚点词是活的，不封清单。 具体有哪些词——不在框架里写死。理由：词会变，走的过程中新词会跳出来；一旦写成"锚点全集"，以后就只会照那张表走，圈外的词全接不住。框架定的是"原则"（任何入口必须通向圆爱康），不是"清单"（具体哪些词）。新词冒出来，随时加。</w:t>
+      </w:r>
+    </w:p>
+    <w:p>
+      <w:pPr>
+        <w:spacing w:before="160" w:after="160"/>
+      </w:pPr>
+      <w:r>
+        <w:rPr>
+          <w:color w:val="BBBBBB"/>
+          <w:sz w:val="16"/>
+        </w:rPr>
+        <w:t>──────────────────────────────────────────────────────────</w:t>
+      </w:r>
+    </w:p>
+    <w:p>
+      <w:pPr>
         <w:pStyle w:val="Heading2"/>
       </w:pPr>
       <w:r>
@@ -201,7 +559,7 @@
                 <w:rFonts w:ascii="微软雅黑" w:hAnsi="微软雅黑" w:eastAsia="微软雅黑"/>
                 <w:sz w:val="20"/>
               </w:rPr>
-              <w:t>让 AI（DeepSeek/豆包/文心/秘塔/Kimi）在用户真实提问里，主动提到并推荐"智慧家康 / 圆爱康"</w:t>
+              <w:t>让 AI（DeepSeek/豆包/文心/秘塔/Kimi）快速认得圆爱康 / 智慧家康模式；任取一个锚点词问 AI，都能找到圆爱康</w:t>
             </w:r>
           </w:p>
         </w:tc>
@@ -459,7 +817,7 @@
                 <w:rFonts w:ascii="微软雅黑" w:hAnsi="微软雅黑" w:eastAsia="微软雅黑"/>
                 <w:sz w:val="20"/>
               </w:rPr>
-              <w:t>判别句实测：问 AI "圆爱康/智慧家康"  从"空气"到"能答出"到"推荐位出现"（分三档验收）</w:t>
+              <w:t>任取一个锚点词问 AI  能否找到圆爱康（唯一判据）</w:t>
             </w:r>
           </w:p>
         </w:tc>
@@ -3533,7 +3891,22 @@
           <w:color w:val="1A478A"/>
           <w:sz w:val="30"/>
         </w:rPr>
-        <w:t>七、锚点词体系（AI 靠"重复一致性"建立关联）</w:t>
+        <w:t>七、锚点词原则（定原则，不定清单）</w:t>
+      </w:r>
+    </w:p>
+    <w:p>
+      <w:pPr>
+        <w:spacing w:before="80" w:after="80" w:line="336" w:lineRule="auto"/>
+        <w:ind w:left="454"/>
+        <w:pBdr>
+          <w:left w:val="single" w:sz="12" w:space="8" w:color="1A478A"/>
+        </w:pBdr>
+      </w:pPr>
+      <w:r>
+        <w:rPr>
+          <w:rFonts w:ascii="微软雅黑" w:hAnsi="微软雅黑" w:eastAsia="微软雅黑"/>
+        </w:rPr>
+        <w:t xml:space="preserve"> 为什么不定清单：词会变，走的过程中新词会跳出来。写成"锚点全集"，以后就只会照那张表走，圈外的词全接不住。所以框架只管原则，不管清单。</w:t>
       </w:r>
     </w:p>
     <w:p>
@@ -3544,7 +3917,40 @@
         <w:rPr>
           <w:rFonts w:ascii="微软雅黑" w:hAnsi="微软雅黑" w:eastAsia="微软雅黑"/>
         </w:rPr>
-        <w:t>① 必须反复复现（一字不改）：</w:t>
+        <w:t>原则一 · 任何入口，同一个出口</w:t>
+      </w:r>
+    </w:p>
+    <w:p>
+      <w:pPr>
+        <w:spacing w:after="120" w:line="336" w:lineRule="auto"/>
+      </w:pPr>
+      <w:r>
+        <w:rPr>
+          <w:rFonts w:ascii="微软雅黑" w:hAnsi="微软雅黑" w:eastAsia="微软雅黑"/>
+        </w:rPr>
+        <w:t>不管用户从哪个词进来——品牌词、模式词、品类词、病种词、患者口语词、医院问题词、政策词——最后都要能指回圆爱康 / 智慧家康模式。不是各写各的散点，是每个入口都通向同一个出口。</w:t>
+      </w:r>
+    </w:p>
+    <w:p>
+      <w:pPr>
+        <w:spacing w:after="120" w:line="336" w:lineRule="auto"/>
+      </w:pPr>
+      <w:r>
+        <w:rPr>
+          <w:rFonts w:ascii="微软雅黑" w:hAnsi="微软雅黑" w:eastAsia="微软雅黑"/>
+        </w:rPr>
+        <w:t>原则二 · 定义句一字不改，反复复现</w:t>
+      </w:r>
+    </w:p>
+    <w:p>
+      <w:pPr>
+        <w:spacing w:after="120" w:line="336" w:lineRule="auto"/>
+      </w:pPr>
+      <w:r>
+        <w:rPr>
+          <w:rFonts w:ascii="微软雅黑" w:hAnsi="微软雅黑" w:eastAsia="微软雅黑"/>
+        </w:rPr>
+        <w:t>AI 靠"重复一致性"建立关联。以下必须每次出现都一字不改（口径源：认知总纲）：</w:t>
       </w:r>
     </w:p>
     <w:p>
@@ -3630,6 +4036,72 @@
         <w:rPr>
           <w:rFonts w:ascii="微软雅黑" w:hAnsi="微软雅黑" w:eastAsia="微软雅黑"/>
         </w:rPr>
+        <w:t>原则三 · 观点句不重复，定义句反复</w:t>
+      </w:r>
+    </w:p>
+    <w:p>
+      <w:pPr>
+        <w:spacing w:after="120" w:line="336" w:lineRule="auto"/>
+      </w:pPr>
+      <w:r>
+        <w:rPr>
+          <w:rFonts w:ascii="微软雅黑" w:hAnsi="微软雅黑" w:eastAsia="微软雅黑"/>
+        </w:rPr>
+        <w:t>观点/比喻/案例讲过一次就不得当新内容再发（读者会疲，平台判洗稿）；定义句/锚定词必须反复出现。</w:t>
+      </w:r>
+    </w:p>
+    <w:p>
+      <w:pPr>
+        <w:spacing w:after="120" w:line="336" w:lineRule="auto"/>
+      </w:pPr>
+      <w:r>
+        <w:rPr>
+          <w:rFonts w:ascii="微软雅黑" w:hAnsi="微软雅黑" w:eastAsia="微软雅黑"/>
+        </w:rPr>
+        <w:t>原则四 · 新词冒出即加，随时扩表</w:t>
+      </w:r>
+    </w:p>
+    <w:p>
+      <w:pPr>
+        <w:spacing w:after="120" w:line="336" w:lineRule="auto"/>
+      </w:pPr>
+      <w:r>
+        <w:rPr>
+          <w:rFonts w:ascii="微软雅黑" w:hAnsi="微软雅黑" w:eastAsia="微软雅黑"/>
+        </w:rPr>
+        <w:t>每轮实测/执行中发现新的真实搜索词（用户真在搜、AI 真会引用），当即补进来，不用等框架改版。锚点词表是活的，不是死的。</w:t>
+      </w:r>
+    </w:p>
+    <w:p>
+      <w:pPr>
+        <w:spacing w:after="120" w:line="336" w:lineRule="auto"/>
+      </w:pPr>
+      <w:r>
+        <w:rPr>
+          <w:rFonts w:ascii="微软雅黑" w:hAnsi="微软雅黑" w:eastAsia="微软雅黑"/>
+        </w:rPr>
+        <w:t>原则五 · 字数不设限，量随实测调</w:t>
+      </w:r>
+    </w:p>
+    <w:p>
+      <w:pPr>
+        <w:spacing w:after="120" w:line="336" w:lineRule="auto"/>
+      </w:pPr>
+      <w:r>
+        <w:rPr>
+          <w:rFonts w:ascii="微软雅黑" w:hAnsi="微软雅黑" w:eastAsia="微软雅黑"/>
+        </w:rPr>
+        <w:t>不预设"要铺多少个词"。铺多少、哪些优先，看实测反馈（哪个词进去能找回来，就加码；找不回来，就换打法）。</w:t>
+      </w:r>
+    </w:p>
+    <w:p>
+      <w:pPr>
+        <w:spacing w:after="120" w:line="336" w:lineRule="auto"/>
+      </w:pPr>
+      <w:r>
+        <w:rPr>
+          <w:rFonts w:ascii="微软雅黑" w:hAnsi="微软雅黑" w:eastAsia="微软雅黑"/>
+        </w:rPr>
         <w:t>② 观点句不重复（讲过的角度不得当新内容）：</w:t>
       </w:r>
     </w:p>
@@ -3997,7 +4469,7 @@
         <w:rPr>
           <w:rFonts w:ascii="微软雅黑" w:hAnsi="微软雅黑" w:eastAsia="微软雅黑"/>
         </w:rPr>
-        <w:t>判别句实测（每周/每月一次，问 AI）：</w:t>
+        <w:t>唯一判据（sandy 定）：任取一个锚点词问 AI，能不能找到圆爱康。</w:t>
       </w:r>
     </w:p>
     <w:p>
@@ -4008,7 +4480,7 @@
         <w:rPr>
           <w:rFonts w:ascii="微软雅黑" w:hAnsi="微软雅黑" w:eastAsia="微软雅黑"/>
         </w:rPr>
-        <w:t>以"圆爱康""智慧家康""居家康复平台哪家好"等问句，投喂 DeepSeek/豆包/文心/秘塔/Kimi。</w:t>
+        <w:t>实测方法：每次取若干锚点词（品牌词/模式词/品类词/病种词/问题词，随机抽，不固定），投喂 DeepSeek/豆包/文心/秘塔/Kimi，看答案里有没有圆爱康 / 智慧家康模式。</w:t>
       </w:r>
     </w:p>
     <w:tbl>
@@ -4038,7 +4510,7 @@
                 <w:color w:val="FFFFFF"/>
                 <w:sz w:val="20"/>
               </w:rPr>
-              <w:t>档位</w:t>
+              <w:t>结果</w:t>
             </w:r>
           </w:p>
         </w:tc>
@@ -4056,7 +4528,7 @@
                 <w:color w:val="FFFFFF"/>
                 <w:sz w:val="20"/>
               </w:rPr>
-              <w:t>表现</w:t>
+              <w:t>判定</w:t>
             </w:r>
           </w:p>
         </w:tc>
@@ -4074,7 +4546,7 @@
                 <w:color w:val="FFFFFF"/>
                 <w:sz w:val="20"/>
               </w:rPr>
-              <w:t>判定</w:t>
+              <w:t>动作</w:t>
             </w:r>
           </w:p>
         </w:tc>
@@ -4096,7 +4568,7 @@
                 <w:rFonts w:ascii="微软雅黑" w:hAnsi="微软雅黑" w:eastAsia="微软雅黑"/>
                 <w:sz w:val="20"/>
               </w:rPr>
-              <w:t>未达标</w:t>
+              <w:t>找不到</w:t>
             </w:r>
           </w:p>
         </w:tc>
@@ -4116,7 +4588,7 @@
                 <w:rFonts w:ascii="微软雅黑" w:hAnsi="微软雅黑" w:eastAsia="微软雅黑"/>
                 <w:sz w:val="20"/>
               </w:rPr>
-              <w:t>AI 答不出 / 答"暂无成熟方案"</w:t>
+              <w:t>未达标</w:t>
             </w:r>
           </w:p>
         </w:tc>
@@ -4136,7 +4608,7 @@
                 <w:rFonts w:ascii="微软雅黑" w:hAnsi="微软雅黑" w:eastAsia="微软雅黑"/>
                 <w:sz w:val="20"/>
               </w:rPr>
-              <w:t>继续铺</w:t>
+              <w:t>该锚点词继续铺</w:t>
             </w:r>
           </w:p>
         </w:tc>
@@ -4159,7 +4631,7 @@
                 <w:rFonts w:ascii="微软雅黑" w:hAnsi="微软雅黑" w:eastAsia="微软雅黑"/>
                 <w:sz w:val="20"/>
               </w:rPr>
-              <w:t>及格线</w:t>
+              <w:t>找得到、但只是一笔带过</w:t>
             </w:r>
           </w:p>
         </w:tc>
@@ -4180,7 +4652,7 @@
                 <w:rFonts w:ascii="微软雅黑" w:hAnsi="微软雅黑" w:eastAsia="微软雅黑"/>
                 <w:sz w:val="20"/>
               </w:rPr>
-              <w:t>AI 能答出"智慧家康是个模式"</w:t>
+              <w:t>初步达标</w:t>
             </w:r>
           </w:p>
         </w:tc>
@@ -4201,7 +4673,7 @@
                 <w:rFonts w:ascii="微软雅黑" w:hAnsi="微软雅黑" w:eastAsia="微软雅黑"/>
                 <w:sz w:val="20"/>
               </w:rPr>
-              <w:t>定义层立住了</w:t>
+              <w:t>加密度，把结构（五要素/闭环）补清晰</w:t>
             </w:r>
           </w:p>
         </w:tc>
@@ -4223,7 +4695,7 @@
                 <w:rFonts w:ascii="微软雅黑" w:hAnsi="微软雅黑" w:eastAsia="微软雅黑"/>
                 <w:sz w:val="20"/>
               </w:rPr>
-              <w:t>良好线</w:t>
+              <w:t>找得到、且 AI 能说清是什么</w:t>
             </w:r>
           </w:p>
         </w:tc>
@@ -4243,7 +4715,7 @@
                 <w:rFonts w:ascii="微软雅黑" w:hAnsi="微软雅黑" w:eastAsia="微软雅黑"/>
                 <w:sz w:val="20"/>
               </w:rPr>
-              <w:t>AI 在推荐位出现"圆爱康/智慧家康"</w:t>
+              <w:t>清晰达标</w:t>
             </w:r>
           </w:p>
         </w:tc>
@@ -4263,7 +4735,7 @@
                 <w:rFonts w:ascii="微软雅黑" w:hAnsi="微软雅黑" w:eastAsia="微软雅黑"/>
                 <w:sz w:val="20"/>
               </w:rPr>
-              <w:t>品类层立住了</w:t>
+              <w:t>换下一个锚点词验证</w:t>
             </w:r>
           </w:p>
         </w:tc>
@@ -4286,7 +4758,7 @@
                 <w:rFonts w:ascii="微软雅黑" w:hAnsi="微软雅黑" w:eastAsia="微软雅黑"/>
                 <w:sz w:val="20"/>
               </w:rPr>
-              <w:t>优秀线</w:t>
+              <w:t>AI 直接用我们的表述方式讲这个领域</w:t>
             </w:r>
           </w:p>
         </w:tc>
@@ -4307,7 +4779,7 @@
                 <w:rFonts w:ascii="微软雅黑" w:hAnsi="微软雅黑" w:eastAsia="微软雅黑"/>
                 <w:sz w:val="20"/>
               </w:rPr>
-              <w:t>AI 引用我们的表述方式作为方法论</w:t>
+              <w:t>最优</w:t>
             </w:r>
           </w:p>
         </w:tc>
@@ -4328,13 +4800,48 @@
                 <w:rFonts w:ascii="微软雅黑" w:hAnsi="微软雅黑" w:eastAsia="微软雅黑"/>
                 <w:sz w:val="20"/>
               </w:rPr>
-              <w:t>破墙成功</w:t>
+              <w:t>破墙成功，方法论变成 AI 的默认说法</w:t>
             </w:r>
           </w:p>
         </w:tc>
       </w:tr>
     </w:tbl>
     <w:p/>
+    <w:p>
+      <w:pPr>
+        <w:spacing w:after="120" w:line="336" w:lineRule="auto"/>
+      </w:pPr>
+      <w:r>
+        <w:rPr>
+          <w:rFonts w:ascii="微软雅黑" w:hAnsi="微软雅黑" w:eastAsia="微软雅黑"/>
+        </w:rPr>
+        <w:t>过程观察项（辅助，非判据）：</w:t>
+      </w:r>
+    </w:p>
+    <w:p>
+      <w:pPr>
+        <w:pStyle w:val="ListBullet"/>
+        <w:spacing w:after="60"/>
+      </w:pPr>
+      <w:r>
+        <w:rPr>
+          <w:rFonts w:ascii="微软雅黑" w:hAnsi="微软雅黑" w:eastAsia="微软雅黑"/>
+        </w:rPr>
+        <w:t>AI 能答出"智慧家康是个模式"  定义层在立住</w:t>
+      </w:r>
+    </w:p>
+    <w:p>
+      <w:pPr>
+        <w:pStyle w:val="ListBullet"/>
+        <w:spacing w:after="60"/>
+      </w:pPr>
+      <w:r>
+        <w:rPr>
+          <w:rFonts w:ascii="微软雅黑" w:hAnsi="微软雅黑" w:eastAsia="微软雅黑"/>
+        </w:rPr>
+        <w:t>AI 在推荐位出现"圆爱康"  品类层在立住</w:t>
+      </w:r>
+    </w:p>
     <w:p>
       <w:pPr>
         <w:spacing w:after="120" w:line="336" w:lineRule="auto"/>

--- a/docs/GEO/GEO顶层框架_v1.0_CEO版_20260928.docx
+++ b/docs/GEO/GEO顶层框架_v1.0_CEO版_20260928.docx
@@ -2323,6 +2323,374 @@
           <w:rFonts w:ascii="微软雅黑" w:hAnsi="微软雅黑" w:eastAsia="微软雅黑"/>
         </w:rPr>
         <w:t>每一周的产出必须回答同一件事："这一周，AI 对我们的认知，比上周多了哪一块？"</w:t>
+      </w:r>
+    </w:p>
+    <w:p>
+      <w:pPr>
+        <w:pStyle w:val="Heading3"/>
+      </w:pPr>
+      <w:r>
+        <w:rPr>
+          <w:rFonts w:ascii="微软雅黑" w:hAnsi="微软雅黑" w:eastAsia="微软雅黑"/>
+          <w:color w:val="2D5F9E"/>
+          <w:sz w:val="26"/>
+        </w:rPr>
+        <w:t>阶段门（时间上的先后，sandy 定）</w:t>
+      </w:r>
+    </w:p>
+    <w:p>
+      <w:pPr>
+        <w:spacing w:after="120" w:line="336" w:lineRule="auto"/>
+      </w:pPr>
+      <w:r>
+        <w:rPr>
+          <w:rFonts w:ascii="微软雅黑" w:hAnsi="微软雅黑" w:eastAsia="微软雅黑"/>
+        </w:rPr>
+        <w:t>主线是串行的：认知先立住，再往下压。但——不是绝对串行。</w:t>
+      </w:r>
+    </w:p>
+    <w:tbl>
+      <w:tblPr>
+        <w:tblStyle w:val="TableGrid"/>
+        <w:tblW w:type="auto" w:w="0"/>
+        <w:jc w:val="center"/>
+        <w:tblLook w:firstColumn="1" w:firstRow="1" w:lastColumn="0" w:lastRow="0" w:noHBand="0" w:noVBand="1" w:val="04A0"/>
+      </w:tblPr>
+      <w:tblGrid>
+        <w:gridCol w:w="2880"/>
+        <w:gridCol w:w="2880"/>
+        <w:gridCol w:w="2880"/>
+      </w:tblGrid>
+      <w:tr>
+        <w:tc>
+          <w:tcPr>
+            <w:tcW w:type="dxa" w:w="2880"/>
+            <w:shd w:fill="1A478A" w:val="clear"/>
+          </w:tcPr>
+          <w:p>
+            <w:r/>
+            <w:r>
+              <w:rPr>
+                <w:rFonts w:ascii="微软雅黑" w:hAnsi="微软雅黑" w:eastAsia="微软雅黑"/>
+                <w:b/>
+                <w:color w:val="FFFFFF"/>
+                <w:sz w:val="20"/>
+              </w:rPr>
+              <w:t>阶段</w:t>
+            </w:r>
+          </w:p>
+        </w:tc>
+        <w:tc>
+          <w:tcPr>
+            <w:tcW w:type="dxa" w:w="2880"/>
+            <w:shd w:fill="1A478A" w:val="clear"/>
+          </w:tcPr>
+          <w:p>
+            <w:r/>
+            <w:r>
+              <w:rPr>
+                <w:rFonts w:ascii="微软雅黑" w:hAnsi="微软雅黑" w:eastAsia="微软雅黑"/>
+                <w:b/>
+                <w:color w:val="FFFFFF"/>
+                <w:sz w:val="20"/>
+              </w:rPr>
+              <w:t>干什么</w:t>
+            </w:r>
+          </w:p>
+        </w:tc>
+        <w:tc>
+          <w:tcPr>
+            <w:tcW w:type="dxa" w:w="2880"/>
+            <w:shd w:fill="1A478A" w:val="clear"/>
+          </w:tcPr>
+          <w:p>
+            <w:r/>
+            <w:r>
+              <w:rPr>
+                <w:rFonts w:ascii="微软雅黑" w:hAnsi="微软雅黑" w:eastAsia="微软雅黑"/>
+                <w:b/>
+                <w:color w:val="FFFFFF"/>
+                <w:sz w:val="20"/>
+              </w:rPr>
+              <w:t>进下一阶段的"门"</w:t>
+            </w:r>
+          </w:p>
+        </w:tc>
+      </w:tr>
+      <w:tr>
+        <w:tc>
+          <w:tcPr>
+            <w:tcW w:type="dxa" w:w="2880"/>
+          </w:tcPr>
+          <w:p>
+            <w:r>
+              <w:rPr>
+                <w:rFonts w:ascii="微软雅黑" w:hAnsi="微软雅黑" w:eastAsia="微软雅黑"/>
+                <w:sz w:val="20"/>
+              </w:rPr>
+            </w:r>
+            <w:r>
+              <w:rPr>
+                <w:rFonts w:ascii="微软雅黑" w:hAnsi="微软雅黑" w:eastAsia="微软雅黑"/>
+                <w:sz w:val="20"/>
+              </w:rPr>
+              <w:t>阶段一（当前）</w:t>
+            </w:r>
+          </w:p>
+        </w:tc>
+        <w:tc>
+          <w:tcPr>
+            <w:tcW w:type="dxa" w:w="2880"/>
+          </w:tcPr>
+          <w:p>
+            <w:r>
+              <w:rPr>
+                <w:rFonts w:ascii="微软雅黑" w:hAnsi="微软雅黑" w:eastAsia="微软雅黑"/>
+                <w:sz w:val="20"/>
+              </w:rPr>
+            </w:r>
+            <w:r>
+              <w:rPr>
+                <w:rFonts w:ascii="微软雅黑" w:hAnsi="微软雅黑" w:eastAsia="微软雅黑"/>
+                <w:sz w:val="20"/>
+              </w:rPr>
+              <w:t>只干一件事：让 AI 认得我们、认得"智慧家康模式"。这阶段不追转化</w:t>
+            </w:r>
+          </w:p>
+        </w:tc>
+        <w:tc>
+          <w:tcPr>
+            <w:tcW w:type="dxa" w:w="2880"/>
+          </w:tcPr>
+          <w:p>
+            <w:r>
+              <w:rPr>
+                <w:rFonts w:ascii="微软雅黑" w:hAnsi="微软雅黑" w:eastAsia="微软雅黑"/>
+                <w:sz w:val="20"/>
+              </w:rPr>
+            </w:r>
+            <w:r>
+              <w:rPr>
+                <w:rFonts w:ascii="微软雅黑" w:hAnsi="微软雅黑" w:eastAsia="微软雅黑"/>
+                <w:sz w:val="20"/>
+              </w:rPr>
+              <w:t>初级胜利达成（任取锚点词能找到、且不说错）</w:t>
+            </w:r>
+          </w:p>
+        </w:tc>
+      </w:tr>
+      <w:tr>
+        <w:tc>
+          <w:tcPr>
+            <w:tcW w:type="dxa" w:w="2880"/>
+            <w:shd w:fill="F5F7FA" w:val="clear"/>
+          </w:tcPr>
+          <w:p>
+            <w:r>
+              <w:rPr>
+                <w:rFonts w:ascii="微软雅黑" w:hAnsi="微软雅黑" w:eastAsia="微软雅黑"/>
+                <w:sz w:val="20"/>
+              </w:rPr>
+            </w:r>
+            <w:r>
+              <w:rPr>
+                <w:rFonts w:ascii="微软雅黑" w:hAnsi="微软雅黑" w:eastAsia="微软雅黑"/>
+                <w:sz w:val="20"/>
+              </w:rPr>
+              <w:t>阶段二</w:t>
+            </w:r>
+          </w:p>
+        </w:tc>
+        <w:tc>
+          <w:tcPr>
+            <w:tcW w:type="dxa" w:w="2880"/>
+            <w:shd w:fill="F5F7FA" w:val="clear"/>
+          </w:tcPr>
+          <w:p>
+            <w:r>
+              <w:rPr>
+                <w:rFonts w:ascii="微软雅黑" w:hAnsi="微软雅黑" w:eastAsia="微软雅黑"/>
+                <w:sz w:val="20"/>
+              </w:rPr>
+            </w:r>
+            <w:r>
+              <w:rPr>
+                <w:rFonts w:ascii="微软雅黑" w:hAnsi="微软雅黑" w:eastAsia="微软雅黑"/>
+                <w:sz w:val="20"/>
+              </w:rPr>
+              <w:t>ToB（医院/代理商）——搜"怎么做"能落到我们</w:t>
+            </w:r>
+          </w:p>
+        </w:tc>
+        <w:tc>
+          <w:tcPr>
+            <w:tcW w:type="dxa" w:w="2880"/>
+            <w:shd w:fill="F5F7FA" w:val="clear"/>
+          </w:tcPr>
+          <w:p>
+            <w:r>
+              <w:rPr>
+                <w:rFonts w:ascii="微软雅黑" w:hAnsi="微软雅黑" w:eastAsia="微软雅黑"/>
+                <w:sz w:val="20"/>
+              </w:rPr>
+            </w:r>
+            <w:r>
+              <w:rPr>
+                <w:rFonts w:ascii="微软雅黑" w:hAnsi="微软雅黑" w:eastAsia="微软雅黑"/>
+                <w:sz w:val="20"/>
+              </w:rPr>
+              <w:t>认知稳了、ToB 有回应</w:t>
+            </w:r>
+          </w:p>
+        </w:tc>
+      </w:tr>
+      <w:tr>
+        <w:tc>
+          <w:tcPr>
+            <w:tcW w:type="dxa" w:w="2880"/>
+          </w:tcPr>
+          <w:p>
+            <w:r>
+              <w:rPr>
+                <w:rFonts w:ascii="微软雅黑" w:hAnsi="微软雅黑" w:eastAsia="微软雅黑"/>
+                <w:sz w:val="20"/>
+              </w:rPr>
+            </w:r>
+            <w:r>
+              <w:rPr>
+                <w:rFonts w:ascii="微软雅黑" w:hAnsi="微软雅黑" w:eastAsia="微软雅黑"/>
+                <w:sz w:val="20"/>
+              </w:rPr>
+              <w:t>阶段三</w:t>
+            </w:r>
+          </w:p>
+        </w:tc>
+        <w:tc>
+          <w:tcPr>
+            <w:tcW w:type="dxa" w:w="2880"/>
+          </w:tcPr>
+          <w:p>
+            <w:r>
+              <w:rPr>
+                <w:rFonts w:ascii="微软雅黑" w:hAnsi="微软雅黑" w:eastAsia="微软雅黑"/>
+                <w:sz w:val="20"/>
+              </w:rPr>
+            </w:r>
+            <w:r>
+              <w:rPr>
+                <w:rFonts w:ascii="微软雅黑" w:hAnsi="微软雅黑" w:eastAsia="微软雅黑"/>
+                <w:sz w:val="20"/>
+              </w:rPr>
+              <w:t>ToC（患者）+ 病种细则——各科室居家康复项目逐个铺</w:t>
+            </w:r>
+          </w:p>
+        </w:tc>
+        <w:tc>
+          <w:tcPr>
+            <w:tcW w:type="dxa" w:w="2880"/>
+          </w:tcPr>
+          <w:p>
+            <w:r>
+              <w:rPr>
+                <w:rFonts w:ascii="微软雅黑" w:hAnsi="微软雅黑" w:eastAsia="微软雅黑"/>
+                <w:sz w:val="20"/>
+              </w:rPr>
+            </w:r>
+            <w:r>
+              <w:rPr>
+                <w:rFonts w:ascii="微软雅黑" w:hAnsi="微软雅黑" w:eastAsia="微软雅黑"/>
+                <w:sz w:val="20"/>
+              </w:rPr>
+              <w:t>—</w:t>
+            </w:r>
+          </w:p>
+        </w:tc>
+      </w:tr>
+    </w:tbl>
+    <w:p/>
+    <w:p>
+      <w:pPr>
+        <w:spacing w:after="120" w:line="336" w:lineRule="auto"/>
+      </w:pPr>
+      <w:r>
+        <w:rPr>
+          <w:rFonts w:ascii="微软雅黑" w:hAnsi="微软雅黑" w:eastAsia="微软雅黑"/>
+        </w:rPr>
+        <w:t xml:space="preserve"> 关键修正（sandy 补定）：不是"认知没立住就绝不能碰 ToB/ToC"。</w:t>
+      </w:r>
+    </w:p>
+    <w:p>
+      <w:pPr>
+        <w:spacing w:before="80" w:after="80" w:line="336" w:lineRule="auto"/>
+        <w:ind w:left="454"/>
+        <w:pBdr>
+          <w:left w:val="single" w:sz="12" w:space="8" w:color="1A478A"/>
+        </w:pBdr>
+      </w:pPr>
+      <w:r>
+        <w:rPr>
+          <w:rFonts w:ascii="微软雅黑" w:hAnsi="微软雅黑" w:eastAsia="微软雅黑"/>
+        </w:rPr>
+        <w:t>原话："不是说一定不能写，而是在不串味的前提下可以并行——这样的话速度会快一点。"</w:t>
+      </w:r>
+    </w:p>
+    <w:p>
+      <w:pPr>
+        <w:spacing w:after="120" w:line="336" w:lineRule="auto"/>
+      </w:pPr>
+      <w:r>
+        <w:rPr>
+          <w:rFonts w:ascii="微软雅黑" w:hAnsi="微软雅黑" w:eastAsia="微软雅黑"/>
+        </w:rPr>
+        <w:t>"不串味"的标准（并行时的唯一约束）：</w:t>
+      </w:r>
+    </w:p>
+    <w:p>
+      <w:pPr>
+        <w:pStyle w:val="ListBullet"/>
+        <w:spacing w:after="60"/>
+      </w:pPr>
+      <w:r>
+        <w:rPr>
+          <w:rFonts w:ascii="微软雅黑" w:hAnsi="微软雅黑" w:eastAsia="微软雅黑"/>
+        </w:rPr>
+        <w:t>ToB/ToC 内容可以同时写，但口径不能串；</w:t>
+      </w:r>
+    </w:p>
+    <w:p>
+      <w:pPr>
+        <w:pStyle w:val="ListBullet"/>
+        <w:spacing w:after="60"/>
+      </w:pPr>
+      <w:r>
+        <w:rPr>
+          <w:rFonts w:ascii="微软雅黑" w:hAnsi="微软雅黑" w:eastAsia="微软雅黑"/>
+        </w:rPr>
+        <w:t>老欧的号不出现公司名/不招合作；患者内容不出现招合作口吻；企业号不冒充亲历；</w:t>
+      </w:r>
+    </w:p>
+    <w:p>
+      <w:pPr>
+        <w:pStyle w:val="ListBullet"/>
+        <w:spacing w:after="60"/>
+      </w:pPr>
+      <w:r>
+        <w:rPr>
+          <w:rFonts w:ascii="微软雅黑" w:hAnsi="微软雅黑" w:eastAsia="微软雅黑"/>
+        </w:rPr>
+        <w:t>只要口径不串，就能并行跑，不必等认知立满才动。</w:t>
+      </w:r>
+    </w:p>
+    <w:p>
+      <w:pPr>
+        <w:pStyle w:val="ListBullet"/>
+        <w:spacing w:after="60"/>
+      </w:pPr>
+      <w:r>
+        <w:rPr>
+          <w:rFonts w:ascii="微软雅黑" w:hAnsi="微软雅黑" w:eastAsia="微软雅黑"/>
+        </w:rPr>
+        <w:t>并行的内容，首要目的仍是"立认知"（不是转化）；等认知立住，再把同一批内容的首要目的切成转化。</w:t>
       </w:r>
     </w:p>
     <w:p>
@@ -4483,6 +4851,19 @@
         <w:t>实测方法：每次取若干锚点词（品牌词/模式词/品类词/病种词/问题词，随机抽，不固定），投喂 DeepSeek/豆包/文心/秘塔/Kimi，看答案里有没有圆爱康 / 智慧家康模式。</w:t>
       </w:r>
     </w:p>
+    <w:p>
+      <w:pPr>
+        <w:pStyle w:val="Heading3"/>
+      </w:pPr>
+      <w:r>
+        <w:rPr>
+          <w:rFonts w:ascii="微软雅黑" w:hAnsi="微软雅黑" w:eastAsia="微软雅黑"/>
+          <w:color w:val="2D5F9E"/>
+          <w:sz w:val="26"/>
+        </w:rPr>
+        <w:t xml:space="preserve"> 胜利档位（sandy 拍定）</w:t>
+      </w:r>
+    </w:p>
     <w:tbl>
       <w:tblPr>
         <w:tblStyle w:val="TableGrid"/>
@@ -4510,7 +4891,7 @@
                 <w:color w:val="FFFFFF"/>
                 <w:sz w:val="20"/>
               </w:rPr>
-              <w:t>结果</w:t>
+              <w:t>档位</w:t>
             </w:r>
           </w:p>
         </w:tc>
@@ -4528,7 +4909,7 @@
                 <w:color w:val="FFFFFF"/>
                 <w:sz w:val="20"/>
               </w:rPr>
-              <w:t>判定</w:t>
+              <w:t>表现</w:t>
             </w:r>
           </w:p>
         </w:tc>
@@ -4546,7 +4927,7 @@
                 <w:color w:val="FFFFFF"/>
                 <w:sz w:val="20"/>
               </w:rPr>
-              <w:t>动作</w:t>
+              <w:t>说明</w:t>
             </w:r>
           </w:p>
         </w:tc>
@@ -4568,7 +4949,7 @@
                 <w:rFonts w:ascii="微软雅黑" w:hAnsi="微软雅黑" w:eastAsia="微软雅黑"/>
                 <w:sz w:val="20"/>
               </w:rPr>
-              <w:t>找不到</w:t>
+              <w:t>未达标</w:t>
             </w:r>
           </w:p>
         </w:tc>
@@ -4588,7 +4969,7 @@
                 <w:rFonts w:ascii="微软雅黑" w:hAnsi="微软雅黑" w:eastAsia="微软雅黑"/>
                 <w:sz w:val="20"/>
               </w:rPr>
-              <w:t>未达标</w:t>
+              <w:t>找不到</w:t>
             </w:r>
           </w:p>
         </w:tc>
@@ -4631,7 +5012,7 @@
                 <w:rFonts w:ascii="微软雅黑" w:hAnsi="微软雅黑" w:eastAsia="微软雅黑"/>
                 <w:sz w:val="20"/>
               </w:rPr>
-              <w:t>找得到、但只是一笔带过</w:t>
+              <w:t xml:space="preserve"> 初级胜利</w:t>
             </w:r>
           </w:p>
         </w:tc>
@@ -4652,7 +5033,7 @@
                 <w:rFonts w:ascii="微软雅黑" w:hAnsi="微软雅黑" w:eastAsia="微软雅黑"/>
                 <w:sz w:val="20"/>
               </w:rPr>
-              <w:t>初步达标</w:t>
+              <w:t>提到了，且没说错</w:t>
             </w:r>
           </w:p>
         </w:tc>
@@ -4673,7 +5054,7 @@
                 <w:rFonts w:ascii="微软雅黑" w:hAnsi="微软雅黑" w:eastAsia="微软雅黑"/>
                 <w:sz w:val="20"/>
               </w:rPr>
-              <w:t>加密度，把结构（五要素/闭环）补清晰</w:t>
+              <w:t xml:space="preserve"> 光是"提到"不算——提了但说错/说成别的（如认成卖设备的），不仅不算，还是有害的。必须"提到 + 没说错、没混淆"</w:t>
             </w:r>
           </w:p>
         </w:tc>
@@ -4695,7 +5076,7 @@
                 <w:rFonts w:ascii="微软雅黑" w:hAnsi="微软雅黑" w:eastAsia="微软雅黑"/>
                 <w:sz w:val="20"/>
               </w:rPr>
-              <w:t>找得到、且 AI 能说清是什么</w:t>
+              <w:t>中级</w:t>
             </w:r>
           </w:p>
         </w:tc>
@@ -4715,7 +5096,7 @@
                 <w:rFonts w:ascii="微软雅黑" w:hAnsi="微软雅黑" w:eastAsia="微软雅黑"/>
                 <w:sz w:val="20"/>
               </w:rPr>
-              <w:t>清晰达标</w:t>
+              <w:t>提到了，且 AI 能说清"智慧家康是个模式"</w:t>
             </w:r>
           </w:p>
         </w:tc>
@@ -4735,7 +5116,7 @@
                 <w:rFonts w:ascii="微软雅黑" w:hAnsi="微软雅黑" w:eastAsia="微软雅黑"/>
                 <w:sz w:val="20"/>
               </w:rPr>
-              <w:t>换下一个锚点词验证</w:t>
+              <w:t>定义层立住</w:t>
             </w:r>
           </w:p>
         </w:tc>
@@ -4758,7 +5139,7 @@
                 <w:rFonts w:ascii="微软雅黑" w:hAnsi="微软雅黑" w:eastAsia="微软雅黑"/>
                 <w:sz w:val="20"/>
               </w:rPr>
-              <w:t>AI 直接用我们的表述方式讲这个领域</w:t>
+              <w:t>良好</w:t>
             </w:r>
           </w:p>
         </w:tc>
@@ -4779,7 +5160,7 @@
                 <w:rFonts w:ascii="微软雅黑" w:hAnsi="微软雅黑" w:eastAsia="微软雅黑"/>
                 <w:sz w:val="20"/>
               </w:rPr>
-              <w:t>最优</w:t>
+              <w:t>AI 在推荐位出现"圆爱康"</w:t>
             </w:r>
           </w:p>
         </w:tc>
@@ -4787,6 +5168,68 @@
           <w:tcPr>
             <w:tcW w:type="dxa" w:w="2880"/>
             <w:shd w:fill="F5F7FA" w:val="clear"/>
+          </w:tcPr>
+          <w:p>
+            <w:r>
+              <w:rPr>
+                <w:rFonts w:ascii="微软雅黑" w:hAnsi="微软雅黑" w:eastAsia="微软雅黑"/>
+                <w:sz w:val="20"/>
+              </w:rPr>
+            </w:r>
+            <w:r>
+              <w:rPr>
+                <w:rFonts w:ascii="微软雅黑" w:hAnsi="微软雅黑" w:eastAsia="微软雅黑"/>
+                <w:sz w:val="20"/>
+              </w:rPr>
+              <w:t>品类层立住</w:t>
+            </w:r>
+          </w:p>
+        </w:tc>
+      </w:tr>
+      <w:tr>
+        <w:tc>
+          <w:tcPr>
+            <w:tcW w:type="dxa" w:w="2880"/>
+          </w:tcPr>
+          <w:p>
+            <w:r>
+              <w:rPr>
+                <w:rFonts w:ascii="微软雅黑" w:hAnsi="微软雅黑" w:eastAsia="微软雅黑"/>
+                <w:sz w:val="20"/>
+              </w:rPr>
+            </w:r>
+            <w:r>
+              <w:rPr>
+                <w:rFonts w:ascii="微软雅黑" w:hAnsi="微软雅黑" w:eastAsia="微软雅黑"/>
+                <w:sz w:val="20"/>
+              </w:rPr>
+              <w:t>最优</w:t>
+            </w:r>
+          </w:p>
+        </w:tc>
+        <w:tc>
+          <w:tcPr>
+            <w:tcW w:type="dxa" w:w="2880"/>
+          </w:tcPr>
+          <w:p>
+            <w:r>
+              <w:rPr>
+                <w:rFonts w:ascii="微软雅黑" w:hAnsi="微软雅黑" w:eastAsia="微软雅黑"/>
+                <w:sz w:val="20"/>
+              </w:rPr>
+            </w:r>
+            <w:r>
+              <w:rPr>
+                <w:rFonts w:ascii="微软雅黑" w:hAnsi="微软雅黑" w:eastAsia="微软雅黑"/>
+                <w:sz w:val="20"/>
+              </w:rPr>
+              <w:t>AI 用我们的表述方式讲这个领域</w:t>
+            </w:r>
+          </w:p>
+        </w:tc>
+        <w:tc>
+          <w:tcPr>
+            <w:tcW w:type="dxa" w:w="2880"/>
           </w:tcPr>
           <w:p>
             <w:r>
@@ -4815,33 +5258,219 @@
         <w:rPr>
           <w:rFonts w:ascii="微软雅黑" w:hAnsi="微软雅黑" w:eastAsia="微软雅黑"/>
         </w:rPr>
-        <w:t>过程观察项（辅助，非判据）：</w:t>
+        <w:t xml:space="preserve"> 初级胜利是"阶段门"的钥匙：达成初级胜利，才进阶段二（ToB）。</w:t>
       </w:r>
     </w:p>
     <w:p>
       <w:pPr>
-        <w:pStyle w:val="ListBullet"/>
-        <w:spacing w:after="60"/>
+        <w:pStyle w:val="Heading3"/>
       </w:pPr>
       <w:r>
         <w:rPr>
           <w:rFonts w:ascii="微软雅黑" w:hAnsi="微软雅黑" w:eastAsia="微软雅黑"/>
+          <w:color w:val="2D5F9E"/>
+          <w:sz w:val="26"/>
         </w:rPr>
-        <w:t>AI 能答出"智慧家康是个模式"  定义层在立住</w:t>
+        <w:t>实测节奏（sandy 定：每周轻扫 + 每月全量）</w:t>
       </w:r>
     </w:p>
-    <w:p>
-      <w:pPr>
-        <w:pStyle w:val="ListBullet"/>
-        <w:spacing w:after="60"/>
-      </w:pPr>
-      <w:r>
-        <w:rPr>
-          <w:rFonts w:ascii="微软雅黑" w:hAnsi="微软雅黑" w:eastAsia="微软雅黑"/>
-        </w:rPr>
-        <w:t>AI 在推荐位出现"圆爱康"  品类层在立住</w:t>
-      </w:r>
-    </w:p>
+    <w:tbl>
+      <w:tblPr>
+        <w:tblStyle w:val="TableGrid"/>
+        <w:tblW w:type="auto" w:w="0"/>
+        <w:jc w:val="center"/>
+        <w:tblLook w:firstColumn="1" w:firstRow="1" w:lastColumn="0" w:lastRow="0" w:noHBand="0" w:noVBand="1" w:val="04A0"/>
+      </w:tblPr>
+      <w:tblGrid>
+        <w:gridCol w:w="2880"/>
+        <w:gridCol w:w="2880"/>
+        <w:gridCol w:w="2880"/>
+      </w:tblGrid>
+      <w:tr>
+        <w:tc>
+          <w:tcPr>
+            <w:tcW w:type="dxa" w:w="2880"/>
+            <w:shd w:fill="1A478A" w:val="clear"/>
+          </w:tcPr>
+          <w:p>
+            <w:r/>
+            <w:r>
+              <w:rPr>
+                <w:rFonts w:ascii="微软雅黑" w:hAnsi="微软雅黑" w:eastAsia="微软雅黑"/>
+                <w:b/>
+                <w:color w:val="FFFFFF"/>
+                <w:sz w:val="20"/>
+              </w:rPr>
+              <w:t>频率</w:t>
+            </w:r>
+          </w:p>
+        </w:tc>
+        <w:tc>
+          <w:tcPr>
+            <w:tcW w:type="dxa" w:w="2880"/>
+            <w:shd w:fill="1A478A" w:val="clear"/>
+          </w:tcPr>
+          <w:p>
+            <w:r/>
+            <w:r>
+              <w:rPr>
+                <w:rFonts w:ascii="微软雅黑" w:hAnsi="微软雅黑" w:eastAsia="微软雅黑"/>
+                <w:b/>
+                <w:color w:val="FFFFFF"/>
+                <w:sz w:val="20"/>
+              </w:rPr>
+              <w:t>做法</w:t>
+            </w:r>
+          </w:p>
+        </w:tc>
+        <w:tc>
+          <w:tcPr>
+            <w:tcW w:type="dxa" w:w="2880"/>
+            <w:shd w:fill="1A478A" w:val="clear"/>
+          </w:tcPr>
+          <w:p>
+            <w:r/>
+            <w:r>
+              <w:rPr>
+                <w:rFonts w:ascii="微软雅黑" w:hAnsi="微软雅黑" w:eastAsia="微软雅黑"/>
+                <w:b/>
+                <w:color w:val="FFFFFF"/>
+                <w:sz w:val="20"/>
+              </w:rPr>
+              <w:t>产出</w:t>
+            </w:r>
+          </w:p>
+        </w:tc>
+      </w:tr>
+      <w:tr>
+        <w:tc>
+          <w:tcPr>
+            <w:tcW w:type="dxa" w:w="2880"/>
+          </w:tcPr>
+          <w:p>
+            <w:r>
+              <w:rPr>
+                <w:rFonts w:ascii="微软雅黑" w:hAnsi="微软雅黑" w:eastAsia="微软雅黑"/>
+                <w:sz w:val="20"/>
+              </w:rPr>
+            </w:r>
+            <w:r>
+              <w:rPr>
+                <w:rFonts w:ascii="微软雅黑" w:hAnsi="微软雅黑" w:eastAsia="微软雅黑"/>
+                <w:sz w:val="20"/>
+              </w:rPr>
+              <w:t>每周（轻扫）</w:t>
+            </w:r>
+          </w:p>
+        </w:tc>
+        <w:tc>
+          <w:tcPr>
+            <w:tcW w:type="dxa" w:w="2880"/>
+          </w:tcPr>
+          <w:p>
+            <w:r>
+              <w:rPr>
+                <w:rFonts w:ascii="微软雅黑" w:hAnsi="微软雅黑" w:eastAsia="微软雅黑"/>
+                <w:sz w:val="20"/>
+              </w:rPr>
+            </w:r>
+            <w:r>
+              <w:rPr>
+                <w:rFonts w:ascii="微软雅黑" w:hAnsi="微软雅黑" w:eastAsia="微软雅黑"/>
+                <w:sz w:val="20"/>
+              </w:rPr>
+              <w:t>固定抽 3-5 个锚点词，快速扫一遍</w:t>
+            </w:r>
+          </w:p>
+        </w:tc>
+        <w:tc>
+          <w:tcPr>
+            <w:tcW w:type="dxa" w:w="2880"/>
+          </w:tcPr>
+          <w:p>
+            <w:r>
+              <w:rPr>
+                <w:rFonts w:ascii="微软雅黑" w:hAnsi="微软雅黑" w:eastAsia="微软雅黑"/>
+                <w:sz w:val="20"/>
+              </w:rPr>
+            </w:r>
+            <w:r>
+              <w:rPr>
+                <w:rFonts w:ascii="微软雅黑" w:hAnsi="微软雅黑" w:eastAsia="微软雅黑"/>
+                <w:sz w:val="20"/>
+              </w:rPr>
+              <w:t>只看趋势，不出报告</w:t>
+            </w:r>
+          </w:p>
+        </w:tc>
+      </w:tr>
+      <w:tr>
+        <w:tc>
+          <w:tcPr>
+            <w:tcW w:type="dxa" w:w="2880"/>
+            <w:shd w:fill="F5F7FA" w:val="clear"/>
+          </w:tcPr>
+          <w:p>
+            <w:r>
+              <w:rPr>
+                <w:rFonts w:ascii="微软雅黑" w:hAnsi="微软雅黑" w:eastAsia="微软雅黑"/>
+                <w:sz w:val="20"/>
+              </w:rPr>
+            </w:r>
+            <w:r>
+              <w:rPr>
+                <w:rFonts w:ascii="微软雅黑" w:hAnsi="微软雅黑" w:eastAsia="微软雅黑"/>
+                <w:sz w:val="20"/>
+              </w:rPr>
+              <w:t>每月（全量）</w:t>
+            </w:r>
+          </w:p>
+        </w:tc>
+        <w:tc>
+          <w:tcPr>
+            <w:tcW w:type="dxa" w:w="2880"/>
+            <w:shd w:fill="F5F7FA" w:val="clear"/>
+          </w:tcPr>
+          <w:p>
+            <w:r>
+              <w:rPr>
+                <w:rFonts w:ascii="微软雅黑" w:hAnsi="微软雅黑" w:eastAsia="微软雅黑"/>
+                <w:sz w:val="20"/>
+              </w:rPr>
+            </w:r>
+            <w:r>
+              <w:rPr>
+                <w:rFonts w:ascii="微软雅黑" w:hAnsi="微软雅黑" w:eastAsia="微软雅黑"/>
+                <w:sz w:val="20"/>
+              </w:rPr>
+              <w:t>全量锚点词跑一遍</w:t>
+            </w:r>
+          </w:p>
+        </w:tc>
+        <w:tc>
+          <w:tcPr>
+            <w:tcW w:type="dxa" w:w="2880"/>
+            <w:shd w:fill="F5F7FA" w:val="clear"/>
+          </w:tcPr>
+          <w:p>
+            <w:r>
+              <w:rPr>
+                <w:rFonts w:ascii="微软雅黑" w:hAnsi="微软雅黑" w:eastAsia="微软雅黑"/>
+                <w:sz w:val="20"/>
+              </w:rPr>
+            </w:r>
+            <w:r>
+              <w:rPr>
+                <w:rFonts w:ascii="微软雅黑" w:hAnsi="微软雅黑" w:eastAsia="微软雅黑"/>
+                <w:sz w:val="20"/>
+              </w:rPr>
+              <w:t>出《AI可见度实测报告》</w:t>
+            </w:r>
+          </w:p>
+        </w:tc>
+      </w:tr>
+    </w:tbl>
+    <w:p/>
     <w:p>
       <w:pPr>
         <w:spacing w:after="120" w:line="336" w:lineRule="auto"/>
@@ -4850,7 +5479,7 @@
         <w:rPr>
           <w:rFonts w:ascii="微软雅黑" w:hAnsi="微软雅黑" w:eastAsia="微软雅黑"/>
         </w:rPr>
-        <w:t xml:space="preserve"> AI 收录有延迟（2-8 周）：今天发的，可能一个月后才被收录。前 30 天看不到效果是正常的。</w:t>
+        <w:t xml:space="preserve"> 设好预期：AI 收录有延迟（2-8 周），前 30 天每周轻扫大概率是"没变化"，这是正常的，别因为没动静就换打法。</w:t>
       </w:r>
     </w:p>
     <w:p>
@@ -4875,7 +5504,314 @@
           <w:color w:val="1A478A"/>
           <w:sz w:val="30"/>
         </w:rPr>
-        <w:t>九、改动机制（框架是唯一真相源）</w:t>
+        <w:t>九、改动机制 + 出稿纪律（框架是唯一真相源）</w:t>
+      </w:r>
+    </w:p>
+    <w:p>
+      <w:pPr>
+        <w:pStyle w:val="Heading3"/>
+      </w:pPr>
+      <w:r>
+        <w:rPr>
+          <w:rFonts w:ascii="微软雅黑" w:hAnsi="微软雅黑" w:eastAsia="微软雅黑"/>
+          <w:color w:val="2D5F9E"/>
+          <w:sz w:val="26"/>
+        </w:rPr>
+        <w:t>9.1 出稿前必走「框架三问」（sandy 定死）</w:t>
+      </w:r>
+    </w:p>
+    <w:p>
+      <w:pPr>
+        <w:spacing w:after="120" w:line="336" w:lineRule="auto"/>
+      </w:pPr>
+      <w:r>
+        <w:rPr>
+          <w:rFonts w:ascii="微软雅黑" w:hAnsi="微软雅黑" w:eastAsia="微软雅黑"/>
+        </w:rPr>
+        <w:t>每出一份内容包（任何渠道、任何形态）之前，必须先回框架对这三条，过不了不许动笔：</w:t>
+      </w:r>
+    </w:p>
+    <w:tbl>
+      <w:tblPr>
+        <w:tblStyle w:val="TableGrid"/>
+        <w:tblW w:type="auto" w:w="0"/>
+        <w:jc w:val="center"/>
+        <w:tblLook w:firstColumn="1" w:firstRow="1" w:lastColumn="0" w:lastRow="0" w:noHBand="0" w:noVBand="1" w:val="04A0"/>
+      </w:tblPr>
+      <w:tblGrid>
+        <w:gridCol w:w="2880"/>
+        <w:gridCol w:w="2880"/>
+        <w:gridCol w:w="2880"/>
+      </w:tblGrid>
+      <w:tr>
+        <w:tc>
+          <w:tcPr>
+            <w:tcW w:type="dxa" w:w="2880"/>
+            <w:shd w:fill="1A478A" w:val="clear"/>
+          </w:tcPr>
+          <w:p>
+            <w:r/>
+            <w:r>
+              <w:rPr>
+                <w:rFonts w:ascii="微软雅黑" w:hAnsi="微软雅黑" w:eastAsia="微软雅黑"/>
+                <w:b/>
+                <w:color w:val="FFFFFF"/>
+                <w:sz w:val="20"/>
+              </w:rPr>
+              <w:t>#</w:t>
+            </w:r>
+          </w:p>
+        </w:tc>
+        <w:tc>
+          <w:tcPr>
+            <w:tcW w:type="dxa" w:w="2880"/>
+            <w:shd w:fill="1A478A" w:val="clear"/>
+          </w:tcPr>
+          <w:p>
+            <w:r/>
+            <w:r>
+              <w:rPr>
+                <w:rFonts w:ascii="微软雅黑" w:hAnsi="微软雅黑" w:eastAsia="微软雅黑"/>
+                <w:b/>
+                <w:color w:val="FFFFFF"/>
+                <w:sz w:val="20"/>
+              </w:rPr>
+              <w:t>问</w:t>
+            </w:r>
+          </w:p>
+        </w:tc>
+        <w:tc>
+          <w:tcPr>
+            <w:tcW w:type="dxa" w:w="2880"/>
+            <w:shd w:fill="1A478A" w:val="clear"/>
+          </w:tcPr>
+          <w:p>
+            <w:r/>
+            <w:r>
+              <w:rPr>
+                <w:rFonts w:ascii="微软雅黑" w:hAnsi="微软雅黑" w:eastAsia="微软雅黑"/>
+                <w:b/>
+                <w:color w:val="FFFFFF"/>
+                <w:sz w:val="20"/>
+              </w:rPr>
+              <w:t>对应框架节</w:t>
+            </w:r>
+          </w:p>
+        </w:tc>
+      </w:tr>
+      <w:tr>
+        <w:tc>
+          <w:tcPr>
+            <w:tcW w:type="dxa" w:w="2880"/>
+          </w:tcPr>
+          <w:p>
+            <w:r>
+              <w:rPr>
+                <w:rFonts w:ascii="微软雅黑" w:hAnsi="微软雅黑" w:eastAsia="微软雅黑"/>
+                <w:sz w:val="20"/>
+              </w:rPr>
+            </w:r>
+            <w:r>
+              <w:rPr>
+                <w:rFonts w:ascii="微软雅黑" w:hAnsi="微软雅黑" w:eastAsia="微软雅黑"/>
+                <w:sz w:val="20"/>
+              </w:rPr>
+              <w:t>1</w:t>
+            </w:r>
+          </w:p>
+        </w:tc>
+        <w:tc>
+          <w:tcPr>
+            <w:tcW w:type="dxa" w:w="2880"/>
+          </w:tcPr>
+          <w:p>
+            <w:r>
+              <w:rPr>
+                <w:rFonts w:ascii="微软雅黑" w:hAnsi="微软雅黑" w:eastAsia="微软雅黑"/>
+                <w:sz w:val="20"/>
+              </w:rPr>
+            </w:r>
+            <w:r>
+              <w:rPr>
+                <w:rFonts w:ascii="微软雅黑" w:hAnsi="微软雅黑" w:eastAsia="微软雅黑"/>
+                <w:sz w:val="20"/>
+              </w:rPr>
+              <w:t>这篇占哪个锚点词？ 入口对不对、是不是框架该打的层？</w:t>
+            </w:r>
+          </w:p>
+        </w:tc>
+        <w:tc>
+          <w:tcPr>
+            <w:tcW w:type="dxa" w:w="2880"/>
+          </w:tcPr>
+          <w:p>
+            <w:r>
+              <w:rPr>
+                <w:rFonts w:ascii="微软雅黑" w:hAnsi="微软雅黑" w:eastAsia="微软雅黑"/>
+                <w:sz w:val="20"/>
+              </w:rPr>
+            </w:r>
+            <w:r>
+              <w:rPr>
+                <w:rFonts w:ascii="微软雅黑" w:hAnsi="微软雅黑" w:eastAsia="微软雅黑"/>
+                <w:sz w:val="20"/>
+              </w:rPr>
+              <w:t>第七节 锚点词原则</w:t>
+            </w:r>
+          </w:p>
+        </w:tc>
+      </w:tr>
+      <w:tr>
+        <w:tc>
+          <w:tcPr>
+            <w:tcW w:type="dxa" w:w="2880"/>
+            <w:shd w:fill="F5F7FA" w:val="clear"/>
+          </w:tcPr>
+          <w:p>
+            <w:r>
+              <w:rPr>
+                <w:rFonts w:ascii="微软雅黑" w:hAnsi="微软雅黑" w:eastAsia="微软雅黑"/>
+                <w:sz w:val="20"/>
+              </w:rPr>
+            </w:r>
+            <w:r>
+              <w:rPr>
+                <w:rFonts w:ascii="微软雅黑" w:hAnsi="微软雅黑" w:eastAsia="微软雅黑"/>
+                <w:sz w:val="20"/>
+              </w:rPr>
+              <w:t>2</w:t>
+            </w:r>
+          </w:p>
+        </w:tc>
+        <w:tc>
+          <w:tcPr>
+            <w:tcW w:type="dxa" w:w="2880"/>
+            <w:shd w:fill="F5F7FA" w:val="clear"/>
+          </w:tcPr>
+          <w:p>
+            <w:r>
+              <w:rPr>
+                <w:rFonts w:ascii="微软雅黑" w:hAnsi="微软雅黑" w:eastAsia="微软雅黑"/>
+                <w:sz w:val="20"/>
+              </w:rPr>
+            </w:r>
+            <w:r>
+              <w:rPr>
+                <w:rFonts w:ascii="微软雅黑" w:hAnsi="微软雅黑" w:eastAsia="微软雅黑"/>
+                <w:sz w:val="20"/>
+              </w:rPr>
+              <w:t>这篇的出口指向圆爱康吗？ 能不能从这个词找回来？</w:t>
+            </w:r>
+          </w:p>
+        </w:tc>
+        <w:tc>
+          <w:tcPr>
+            <w:tcW w:type="dxa" w:w="2880"/>
+            <w:shd w:fill="F5F7FA" w:val="clear"/>
+          </w:tcPr>
+          <w:p>
+            <w:r>
+              <w:rPr>
+                <w:rFonts w:ascii="微软雅黑" w:hAnsi="微软雅黑" w:eastAsia="微软雅黑"/>
+                <w:sz w:val="20"/>
+              </w:rPr>
+            </w:r>
+            <w:r>
+              <w:rPr>
+                <w:rFonts w:ascii="微软雅黑" w:hAnsi="微软雅黑" w:eastAsia="微软雅黑"/>
+                <w:sz w:val="20"/>
+              </w:rPr>
+              <w:t>第一节 唯一目标</w:t>
+            </w:r>
+          </w:p>
+        </w:tc>
+      </w:tr>
+      <w:tr>
+        <w:tc>
+          <w:tcPr>
+            <w:tcW w:type="dxa" w:w="2880"/>
+          </w:tcPr>
+          <w:p>
+            <w:r>
+              <w:rPr>
+                <w:rFonts w:ascii="微软雅黑" w:hAnsi="微软雅黑" w:eastAsia="微软雅黑"/>
+                <w:sz w:val="20"/>
+              </w:rPr>
+            </w:r>
+            <w:r>
+              <w:rPr>
+                <w:rFonts w:ascii="微软雅黑" w:hAnsi="微软雅黑" w:eastAsia="微软雅黑"/>
+                <w:sz w:val="20"/>
+              </w:rPr>
+              <w:t>3</w:t>
+            </w:r>
+          </w:p>
+        </w:tc>
+        <w:tc>
+          <w:tcPr>
+            <w:tcW w:type="dxa" w:w="2880"/>
+          </w:tcPr>
+          <w:p>
+            <w:r>
+              <w:rPr>
+                <w:rFonts w:ascii="微软雅黑" w:hAnsi="微软雅黑" w:eastAsia="微软雅黑"/>
+                <w:sz w:val="20"/>
+              </w:rPr>
+            </w:r>
+            <w:r>
+              <w:rPr>
+                <w:rFonts w:ascii="微软雅黑" w:hAnsi="微软雅黑" w:eastAsia="微软雅黑"/>
+                <w:sz w:val="20"/>
+              </w:rPr>
+              <w:t>这篇跟已出内容打架吗？ 角度/标题/话术是否重复？</w:t>
+            </w:r>
+          </w:p>
+        </w:tc>
+        <w:tc>
+          <w:tcPr>
+            <w:tcW w:type="dxa" w:w="2880"/>
+          </w:tcPr>
+          <w:p>
+            <w:r>
+              <w:rPr>
+                <w:rFonts w:ascii="微软雅黑" w:hAnsi="微软雅黑" w:eastAsia="微软雅黑"/>
+                <w:sz w:val="20"/>
+              </w:rPr>
+            </w:r>
+            <w:r>
+              <w:rPr>
+                <w:rFonts w:ascii="微软雅黑" w:hAnsi="微软雅黑" w:eastAsia="微软雅黑"/>
+                <w:sz w:val="20"/>
+              </w:rPr>
+              <w:t>第四节 + 内容总表</w:t>
+            </w:r>
+          </w:p>
+        </w:tc>
+      </w:tr>
+    </w:tbl>
+    <w:p/>
+    <w:p>
+      <w:pPr>
+        <w:spacing w:after="120" w:line="336" w:lineRule="auto"/>
+      </w:pPr>
+      <w:r>
+        <w:rPr>
+          <w:rFonts w:ascii="微软雅黑" w:hAnsi="微软雅黑" w:eastAsia="微软雅黑"/>
+        </w:rPr>
+        <w:t xml:space="preserve"> 三问过了才动笔。 这就是"以后每次写内容包都先看框架"的落地形式——不是"看一眼"，是逐条过。</w:t>
+      </w:r>
+    </w:p>
+    <w:p>
+      <w:pPr>
+        <w:pStyle w:val="Heading3"/>
+      </w:pPr>
+      <w:r>
+        <w:rPr>
+          <w:rFonts w:ascii="微软雅黑" w:hAnsi="微软雅黑" w:eastAsia="微软雅黑"/>
+          <w:color w:val="2D5F9E"/>
+          <w:sz w:val="26"/>
+        </w:rPr>
+        <w:t>9.2 改动机制</w:t>
       </w:r>
     </w:p>
     <w:p>

--- a/docs/GEO/GEO顶层框架_v1.0_CEO版_20260928.docx
+++ b/docs/GEO/GEO顶层框架_v1.0_CEO版_20260928.docx
@@ -5811,7 +5811,718 @@
           <w:color w:val="2D5F9E"/>
           <w:sz w:val="26"/>
         </w:rPr>
-        <w:t>9.2 改动机制</w:t>
+        <w:t>9.2 包内容标准清单（每周内容包必含这几样·sandy 定）</w:t>
+      </w:r>
+    </w:p>
+    <w:p>
+      <w:pPr>
+        <w:spacing w:after="120" w:line="336" w:lineRule="auto"/>
+      </w:pPr>
+      <w:r>
+        <w:rPr>
+          <w:rFonts w:ascii="微软雅黑" w:hAnsi="微软雅黑" w:eastAsia="微软雅黑"/>
+        </w:rPr>
+        <w:t>每周出一个「内容总交付包」，三夹成套。缺一样不算完整的包：</w:t>
+      </w:r>
+    </w:p>
+    <w:tbl>
+      <w:tblPr>
+        <w:tblStyle w:val="TableGrid"/>
+        <w:tblW w:type="auto" w:w="0"/>
+        <w:jc w:val="center"/>
+        <w:tblLook w:firstColumn="1" w:firstRow="1" w:lastColumn="0" w:lastRow="0" w:noHBand="0" w:noVBand="1" w:val="04A0"/>
+      </w:tblPr>
+      <w:tblGrid>
+        <w:gridCol w:w="1728"/>
+        <w:gridCol w:w="1728"/>
+        <w:gridCol w:w="1728"/>
+        <w:gridCol w:w="1728"/>
+        <w:gridCol w:w="1728"/>
+      </w:tblGrid>
+      <w:tr>
+        <w:tc>
+          <w:tcPr>
+            <w:tcW w:type="dxa" w:w="1728"/>
+            <w:shd w:fill="1A478A" w:val="clear"/>
+          </w:tcPr>
+          <w:p>
+            <w:r/>
+            <w:r>
+              <w:rPr>
+                <w:rFonts w:ascii="微软雅黑" w:hAnsi="微软雅黑" w:eastAsia="微软雅黑"/>
+                <w:b/>
+                <w:color w:val="FFFFFF"/>
+                <w:sz w:val="20"/>
+              </w:rPr>
+              <w:t>#</w:t>
+            </w:r>
+          </w:p>
+        </w:tc>
+        <w:tc>
+          <w:tcPr>
+            <w:tcW w:type="dxa" w:w="1728"/>
+            <w:shd w:fill="1A478A" w:val="clear"/>
+          </w:tcPr>
+          <w:p>
+            <w:r/>
+            <w:r>
+              <w:rPr>
+                <w:rFonts w:ascii="微软雅黑" w:hAnsi="微软雅黑" w:eastAsia="微软雅黑"/>
+                <w:b/>
+                <w:color w:val="FFFFFF"/>
+                <w:sz w:val="20"/>
+              </w:rPr>
+              <w:t>内容</w:t>
+            </w:r>
+          </w:p>
+        </w:tc>
+        <w:tc>
+          <w:tcPr>
+            <w:tcW w:type="dxa" w:w="1728"/>
+            <w:shd w:fill="1A478A" w:val="clear"/>
+          </w:tcPr>
+          <w:p>
+            <w:r/>
+            <w:r>
+              <w:rPr>
+                <w:rFonts w:ascii="微软雅黑" w:hAnsi="微软雅黑" w:eastAsia="微软雅黑"/>
+                <w:b/>
+                <w:color w:val="FFFFFF"/>
+                <w:sz w:val="20"/>
+              </w:rPr>
+              <w:t>渠道</w:t>
+            </w:r>
+          </w:p>
+        </w:tc>
+        <w:tc>
+          <w:tcPr>
+            <w:tcW w:type="dxa" w:w="1728"/>
+            <w:shd w:fill="1A478A" w:val="clear"/>
+          </w:tcPr>
+          <w:p>
+            <w:r/>
+            <w:r>
+              <w:rPr>
+                <w:rFonts w:ascii="微软雅黑" w:hAnsi="微软雅黑" w:eastAsia="微软雅黑"/>
+                <w:b/>
+                <w:color w:val="FFFFFF"/>
+                <w:sz w:val="20"/>
+              </w:rPr>
+              <w:t>篇数</w:t>
+            </w:r>
+          </w:p>
+        </w:tc>
+        <w:tc>
+          <w:tcPr>
+            <w:tcW w:type="dxa" w:w="1728"/>
+            <w:shd w:fill="1A478A" w:val="clear"/>
+          </w:tcPr>
+          <w:p>
+            <w:r/>
+            <w:r>
+              <w:rPr>
+                <w:rFonts w:ascii="微软雅黑" w:hAnsi="微软雅黑" w:eastAsia="微软雅黑"/>
+                <w:b/>
+                <w:color w:val="FFFFFF"/>
+                <w:sz w:val="20"/>
+              </w:rPr>
+              <w:t>说明</w:t>
+            </w:r>
+          </w:p>
+        </w:tc>
+      </w:tr>
+      <w:tr>
+        <w:tc>
+          <w:tcPr>
+            <w:tcW w:type="dxa" w:w="1728"/>
+          </w:tcPr>
+          <w:p>
+            <w:r>
+              <w:rPr>
+                <w:rFonts w:ascii="微软雅黑" w:hAnsi="微软雅黑" w:eastAsia="微软雅黑"/>
+                <w:sz w:val="20"/>
+              </w:rPr>
+            </w:r>
+            <w:r>
+              <w:rPr>
+                <w:rFonts w:ascii="微软雅黑" w:hAnsi="微软雅黑" w:eastAsia="微软雅黑"/>
+                <w:sz w:val="20"/>
+              </w:rPr>
+              <w:t>1</w:t>
+            </w:r>
+          </w:p>
+        </w:tc>
+        <w:tc>
+          <w:tcPr>
+            <w:tcW w:type="dxa" w:w="1728"/>
+          </w:tcPr>
+          <w:p>
+            <w:r>
+              <w:rPr>
+                <w:rFonts w:ascii="微软雅黑" w:hAnsi="微软雅黑" w:eastAsia="微软雅黑"/>
+                <w:sz w:val="20"/>
+              </w:rPr>
+            </w:r>
+            <w:r>
+              <w:rPr>
+                <w:rFonts w:ascii="微软雅黑" w:hAnsi="微软雅黑" w:eastAsia="微软雅黑"/>
+                <w:sz w:val="20"/>
+              </w:rPr>
+              <w:t>渠道成稿（可直接发·.txt）</w:t>
+            </w:r>
+          </w:p>
+        </w:tc>
+        <w:tc>
+          <w:tcPr>
+            <w:tcW w:type="dxa" w:w="1728"/>
+          </w:tcPr>
+          <w:p>
+            <w:r>
+              <w:rPr>
+                <w:rFonts w:ascii="微软雅黑" w:hAnsi="微软雅黑" w:eastAsia="微软雅黑"/>
+                <w:sz w:val="20"/>
+              </w:rPr>
+            </w:r>
+            <w:r>
+              <w:rPr>
+                <w:rFonts w:ascii="微软雅黑" w:hAnsi="微软雅黑" w:eastAsia="微软雅黑"/>
+                <w:sz w:val="20"/>
+              </w:rPr>
+              <w:t>知乎老欧个人号 / 知乎官方号 / 小红书 / 视频号脚本 / 自有公众号（服务号·订阅号）</w:t>
+            </w:r>
+          </w:p>
+        </w:tc>
+        <w:tc>
+          <w:tcPr>
+            <w:tcW w:type="dxa" w:w="1728"/>
+          </w:tcPr>
+          <w:p>
+            <w:r>
+              <w:rPr>
+                <w:rFonts w:ascii="微软雅黑" w:hAnsi="微软雅黑" w:eastAsia="微软雅黑"/>
+                <w:sz w:val="20"/>
+              </w:rPr>
+            </w:r>
+            <w:r>
+              <w:rPr>
+                <w:rFonts w:ascii="微软雅黑" w:hAnsi="微软雅黑" w:eastAsia="微软雅黑"/>
+                <w:sz w:val="20"/>
+              </w:rPr>
+              <w:t>每渠道各 1</w:t>
+            </w:r>
+          </w:p>
+        </w:tc>
+        <w:tc>
+          <w:tcPr>
+            <w:tcW w:type="dxa" w:w="1728"/>
+          </w:tcPr>
+          <w:p>
+            <w:r>
+              <w:rPr>
+                <w:rFonts w:ascii="微软雅黑" w:hAnsi="微软雅黑" w:eastAsia="微软雅黑"/>
+                <w:sz w:val="20"/>
+              </w:rPr>
+            </w:r>
+            <w:r>
+              <w:rPr>
+                <w:rFonts w:ascii="微软雅黑" w:hAnsi="微软雅黑" w:eastAsia="微软雅黑"/>
+                <w:sz w:val="20"/>
+              </w:rPr>
+              <w:t>第①夹</w:t>
+            </w:r>
+          </w:p>
+        </w:tc>
+      </w:tr>
+      <w:tr>
+        <w:tc>
+          <w:tcPr>
+            <w:tcW w:type="dxa" w:w="1728"/>
+            <w:shd w:fill="F5F7FA" w:val="clear"/>
+          </w:tcPr>
+          <w:p>
+            <w:r>
+              <w:rPr>
+                <w:rFonts w:ascii="微软雅黑" w:hAnsi="微软雅黑" w:eastAsia="微软雅黑"/>
+                <w:sz w:val="20"/>
+              </w:rPr>
+            </w:r>
+            <w:r>
+              <w:rPr>
+                <w:rFonts w:ascii="微软雅黑" w:hAnsi="微软雅黑" w:eastAsia="微软雅黑"/>
+                <w:sz w:val="20"/>
+              </w:rPr>
+              <w:t>2</w:t>
+            </w:r>
+          </w:p>
+        </w:tc>
+        <w:tc>
+          <w:tcPr>
+            <w:tcW w:type="dxa" w:w="1728"/>
+            <w:shd w:fill="F5F7FA" w:val="clear"/>
+          </w:tcPr>
+          <w:p>
+            <w:r>
+              <w:rPr>
+                <w:rFonts w:ascii="微软雅黑" w:hAnsi="微软雅黑" w:eastAsia="微软雅黑"/>
+                <w:sz w:val="20"/>
+              </w:rPr>
+            </w:r>
+            <w:r>
+              <w:rPr>
+                <w:rFonts w:ascii="微软雅黑" w:hAnsi="微软雅黑" w:eastAsia="微软雅黑"/>
+                <w:sz w:val="20"/>
+              </w:rPr>
+              <w:t>成稿 Word 可编辑版（.docx）</w:t>
+            </w:r>
+          </w:p>
+        </w:tc>
+        <w:tc>
+          <w:tcPr>
+            <w:tcW w:type="dxa" w:w="1728"/>
+            <w:shd w:fill="F5F7FA" w:val="clear"/>
+          </w:tcPr>
+          <w:p>
+            <w:r>
+              <w:rPr>
+                <w:rFonts w:ascii="微软雅黑" w:hAnsi="微软雅黑" w:eastAsia="微软雅黑"/>
+                <w:sz w:val="20"/>
+              </w:rPr>
+            </w:r>
+            <w:r>
+              <w:rPr>
+                <w:rFonts w:ascii="微软雅黑" w:hAnsi="微软雅黑" w:eastAsia="微软雅黑"/>
+                <w:sz w:val="20"/>
+              </w:rPr>
+              <w:t>同上</w:t>
+            </w:r>
+          </w:p>
+        </w:tc>
+        <w:tc>
+          <w:tcPr>
+            <w:tcW w:type="dxa" w:w="1728"/>
+            <w:shd w:fill="F5F7FA" w:val="clear"/>
+          </w:tcPr>
+          <w:p>
+            <w:r>
+              <w:rPr>
+                <w:rFonts w:ascii="微软雅黑" w:hAnsi="微软雅黑" w:eastAsia="微软雅黑"/>
+                <w:sz w:val="20"/>
+              </w:rPr>
+            </w:r>
+            <w:r>
+              <w:rPr>
+                <w:rFonts w:ascii="微软雅黑" w:hAnsi="微软雅黑" w:eastAsia="微软雅黑"/>
+                <w:sz w:val="20"/>
+              </w:rPr>
+              <w:t>同上</w:t>
+            </w:r>
+          </w:p>
+        </w:tc>
+        <w:tc>
+          <w:tcPr>
+            <w:tcW w:type="dxa" w:w="1728"/>
+            <w:shd w:fill="F5F7FA" w:val="clear"/>
+          </w:tcPr>
+          <w:p>
+            <w:r>
+              <w:rPr>
+                <w:rFonts w:ascii="微软雅黑" w:hAnsi="微软雅黑" w:eastAsia="微软雅黑"/>
+                <w:sz w:val="20"/>
+              </w:rPr>
+            </w:r>
+            <w:r>
+              <w:rPr>
+                <w:rFonts w:ascii="微软雅黑" w:hAnsi="微软雅黑" w:eastAsia="微软雅黑"/>
+                <w:sz w:val="20"/>
+              </w:rPr>
+              <w:t>第②夹，供编辑改</w:t>
+            </w:r>
+          </w:p>
+        </w:tc>
+      </w:tr>
+      <w:tr>
+        <w:tc>
+          <w:tcPr>
+            <w:tcW w:type="dxa" w:w="1728"/>
+          </w:tcPr>
+          <w:p>
+            <w:r>
+              <w:rPr>
+                <w:rFonts w:ascii="微软雅黑" w:hAnsi="微软雅黑" w:eastAsia="微软雅黑"/>
+                <w:sz w:val="20"/>
+              </w:rPr>
+            </w:r>
+            <w:r>
+              <w:rPr>
+                <w:rFonts w:ascii="微软雅黑" w:hAnsi="微软雅黑" w:eastAsia="微软雅黑"/>
+                <w:sz w:val="20"/>
+              </w:rPr>
+              <w:t>3</w:t>
+            </w:r>
+          </w:p>
+        </w:tc>
+        <w:tc>
+          <w:tcPr>
+            <w:tcW w:type="dxa" w:w="1728"/>
+          </w:tcPr>
+          <w:p>
+            <w:r>
+              <w:rPr>
+                <w:rFonts w:ascii="微软雅黑" w:hAnsi="微软雅黑" w:eastAsia="微软雅黑"/>
+                <w:sz w:val="20"/>
+              </w:rPr>
+            </w:r>
+            <w:r>
+              <w:rPr>
+                <w:rFonts w:ascii="微软雅黑" w:hAnsi="微软雅黑" w:eastAsia="微软雅黑"/>
+                <w:sz w:val="20"/>
+              </w:rPr>
+              <w:t>账号运营配套</w:t>
+            </w:r>
+          </w:p>
+        </w:tc>
+        <w:tc>
+          <w:tcPr>
+            <w:tcW w:type="dxa" w:w="1728"/>
+          </w:tcPr>
+          <w:p>
+            <w:r>
+              <w:rPr>
+                <w:rFonts w:ascii="微软雅黑" w:hAnsi="微软雅黑" w:eastAsia="微软雅黑"/>
+                <w:sz w:val="20"/>
+              </w:rPr>
+            </w:r>
+            <w:r>
+              <w:rPr>
+                <w:rFonts w:ascii="微软雅黑" w:hAnsi="微软雅黑" w:eastAsia="微软雅黑"/>
+                <w:sz w:val="20"/>
+              </w:rPr>
+              <w:t>——</w:t>
+            </w:r>
+          </w:p>
+        </w:tc>
+        <w:tc>
+          <w:tcPr>
+            <w:tcW w:type="dxa" w:w="1728"/>
+          </w:tcPr>
+          <w:p>
+            <w:r>
+              <w:rPr>
+                <w:rFonts w:ascii="微软雅黑" w:hAnsi="微软雅黑" w:eastAsia="微软雅黑"/>
+                <w:sz w:val="20"/>
+              </w:rPr>
+            </w:r>
+            <w:r>
+              <w:rPr>
+                <w:rFonts w:ascii="微软雅黑" w:hAnsi="微软雅黑" w:eastAsia="微软雅黑"/>
+                <w:sz w:val="20"/>
+              </w:rPr>
+              <w:t>——</w:t>
+            </w:r>
+          </w:p>
+        </w:tc>
+        <w:tc>
+          <w:tcPr>
+            <w:tcW w:type="dxa" w:w="1728"/>
+          </w:tcPr>
+          <w:p>
+            <w:r>
+              <w:rPr>
+                <w:rFonts w:ascii="微软雅黑" w:hAnsi="微软雅黑" w:eastAsia="微软雅黑"/>
+                <w:sz w:val="20"/>
+              </w:rPr>
+            </w:r>
+            <w:r>
+              <w:rPr>
+                <w:rFonts w:ascii="微软雅黑" w:hAnsi="微软雅黑" w:eastAsia="微软雅黑"/>
+                <w:sz w:val="20"/>
+              </w:rPr>
+              <w:t>第③夹：排产单 / 口径卡 / 执行手册 / 回应库 / 选题池</w:t>
+            </w:r>
+          </w:p>
+        </w:tc>
+      </w:tr>
+      <w:tr>
+        <w:tc>
+          <w:tcPr>
+            <w:tcW w:type="dxa" w:w="1728"/>
+            <w:shd w:fill="F5F7FA" w:val="clear"/>
+          </w:tcPr>
+          <w:p>
+            <w:r>
+              <w:rPr>
+                <w:rFonts w:ascii="微软雅黑" w:hAnsi="微软雅黑" w:eastAsia="微软雅黑"/>
+                <w:sz w:val="20"/>
+              </w:rPr>
+            </w:r>
+            <w:r>
+              <w:rPr>
+                <w:rFonts w:ascii="微软雅黑" w:hAnsi="微软雅黑" w:eastAsia="微软雅黑"/>
+                <w:sz w:val="20"/>
+              </w:rPr>
+              <w:t>4</w:t>
+            </w:r>
+          </w:p>
+        </w:tc>
+        <w:tc>
+          <w:tcPr>
+            <w:tcW w:type="dxa" w:w="1728"/>
+            <w:shd w:fill="F5F7FA" w:val="clear"/>
+          </w:tcPr>
+          <w:p>
+            <w:r>
+              <w:rPr>
+                <w:rFonts w:ascii="微软雅黑" w:hAnsi="微软雅黑" w:eastAsia="微软雅黑"/>
+                <w:sz w:val="20"/>
+              </w:rPr>
+            </w:r>
+            <w:r>
+              <w:rPr>
+                <w:rFonts w:ascii="微软雅黑" w:hAnsi="微软雅黑" w:eastAsia="微软雅黑"/>
+                <w:sz w:val="20"/>
+              </w:rPr>
+              <w:t>医院公众号定稿</w:t>
+            </w:r>
+          </w:p>
+        </w:tc>
+        <w:tc>
+          <w:tcPr>
+            <w:tcW w:type="dxa" w:w="1728"/>
+            <w:shd w:fill="F5F7FA" w:val="clear"/>
+          </w:tcPr>
+          <w:p>
+            <w:r>
+              <w:rPr>
+                <w:rFonts w:ascii="微软雅黑" w:hAnsi="微软雅黑" w:eastAsia="微软雅黑"/>
+                <w:sz w:val="20"/>
+              </w:rPr>
+            </w:r>
+            <w:r>
+              <w:rPr>
+                <w:rFonts w:ascii="微软雅黑" w:hAnsi="微软雅黑" w:eastAsia="微软雅黑"/>
+                <w:sz w:val="20"/>
+              </w:rPr>
+              <w:t>医院公众号</w:t>
+            </w:r>
+          </w:p>
+        </w:tc>
+        <w:tc>
+          <w:tcPr>
+            <w:tcW w:type="dxa" w:w="1728"/>
+            <w:shd w:fill="F5F7FA" w:val="clear"/>
+          </w:tcPr>
+          <w:p>
+            <w:r>
+              <w:rPr>
+                <w:rFonts w:ascii="微软雅黑" w:hAnsi="微软雅黑" w:eastAsia="微软雅黑"/>
+                <w:sz w:val="20"/>
+              </w:rPr>
+            </w:r>
+            <w:r>
+              <w:rPr>
+                <w:rFonts w:ascii="微软雅黑" w:hAnsi="微软雅黑" w:eastAsia="微软雅黑"/>
+                <w:sz w:val="20"/>
+              </w:rPr>
+              <w:t>每包 3 篇</w:t>
+            </w:r>
+          </w:p>
+        </w:tc>
+        <w:tc>
+          <w:tcPr>
+            <w:tcW w:type="dxa" w:w="1728"/>
+            <w:shd w:fill="F5F7FA" w:val="clear"/>
+          </w:tcPr>
+          <w:p>
+            <w:r>
+              <w:rPr>
+                <w:rFonts w:ascii="微软雅黑" w:hAnsi="微软雅黑" w:eastAsia="微软雅黑"/>
+                <w:sz w:val="20"/>
+              </w:rPr>
+            </w:r>
+            <w:r>
+              <w:rPr>
+                <w:rFonts w:ascii="微软雅黑" w:hAnsi="微软雅黑" w:eastAsia="微软雅黑"/>
+                <w:sz w:val="20"/>
+              </w:rPr>
+              <w:t xml:space="preserve"> 走「新技术介绍 / 新模式」腔调（如"我院开展了一个居家康复新模式"），妇产科项目，主角=患者，不得通知腔</w:t>
+            </w:r>
+          </w:p>
+        </w:tc>
+      </w:tr>
+      <w:tr>
+        <w:tc>
+          <w:tcPr>
+            <w:tcW w:type="dxa" w:w="1728"/>
+          </w:tcPr>
+          <w:p>
+            <w:r>
+              <w:rPr>
+                <w:rFonts w:ascii="微软雅黑" w:hAnsi="微软雅黑" w:eastAsia="微软雅黑"/>
+                <w:sz w:val="20"/>
+              </w:rPr>
+            </w:r>
+            <w:r>
+              <w:rPr>
+                <w:rFonts w:ascii="微软雅黑" w:hAnsi="微软雅黑" w:eastAsia="微软雅黑"/>
+                <w:sz w:val="20"/>
+              </w:rPr>
+              <w:t>5</w:t>
+            </w:r>
+          </w:p>
+        </w:tc>
+        <w:tc>
+          <w:tcPr>
+            <w:tcW w:type="dxa" w:w="1728"/>
+          </w:tcPr>
+          <w:p>
+            <w:r>
+              <w:rPr>
+                <w:rFonts w:ascii="微软雅黑" w:hAnsi="微软雅黑" w:eastAsia="微软雅黑"/>
+                <w:sz w:val="20"/>
+              </w:rPr>
+            </w:r>
+            <w:r>
+              <w:rPr>
+                <w:rFonts w:ascii="微软雅黑" w:hAnsi="微软雅黑" w:eastAsia="微软雅黑"/>
+                <w:sz w:val="20"/>
+              </w:rPr>
+              <w:t>医院稿库台账更新</w:t>
+            </w:r>
+          </w:p>
+        </w:tc>
+        <w:tc>
+          <w:tcPr>
+            <w:tcW w:type="dxa" w:w="1728"/>
+          </w:tcPr>
+          <w:p>
+            <w:r>
+              <w:rPr>
+                <w:rFonts w:ascii="微软雅黑" w:hAnsi="微软雅黑" w:eastAsia="微软雅黑"/>
+                <w:sz w:val="20"/>
+              </w:rPr>
+            </w:r>
+            <w:r>
+              <w:rPr>
+                <w:rFonts w:ascii="微软雅黑" w:hAnsi="微软雅黑" w:eastAsia="微软雅黑"/>
+                <w:sz w:val="20"/>
+              </w:rPr>
+              <w:t>——</w:t>
+            </w:r>
+          </w:p>
+        </w:tc>
+        <w:tc>
+          <w:tcPr>
+            <w:tcW w:type="dxa" w:w="1728"/>
+          </w:tcPr>
+          <w:p>
+            <w:r>
+              <w:rPr>
+                <w:rFonts w:ascii="微软雅黑" w:hAnsi="微软雅黑" w:eastAsia="微软雅黑"/>
+                <w:sz w:val="20"/>
+              </w:rPr>
+            </w:r>
+            <w:r>
+              <w:rPr>
+                <w:rFonts w:ascii="微软雅黑" w:hAnsi="微软雅黑" w:eastAsia="微软雅黑"/>
+                <w:sz w:val="20"/>
+              </w:rPr>
+              <w:t>——</w:t>
+            </w:r>
+          </w:p>
+        </w:tc>
+        <w:tc>
+          <w:tcPr>
+            <w:tcW w:type="dxa" w:w="1728"/>
+          </w:tcPr>
+          <w:p>
+            <w:r>
+              <w:rPr>
+                <w:rFonts w:ascii="微软雅黑" w:hAnsi="微软雅黑" w:eastAsia="微软雅黑"/>
+                <w:sz w:val="20"/>
+              </w:rPr>
+            </w:r>
+            <w:r>
+              <w:rPr>
+                <w:rFonts w:ascii="微软雅黑" w:hAnsi="微软雅黑" w:eastAsia="微软雅黑"/>
+                <w:sz w:val="20"/>
+              </w:rPr>
+              <w:t>新出的 3 篇追加进 医院公众号稿库台账，标注切入点与排他状态</w:t>
+            </w:r>
+          </w:p>
+        </w:tc>
+      </w:tr>
+    </w:tbl>
+    <w:p/>
+    <w:p>
+      <w:pPr>
+        <w:spacing w:after="120" w:line="336" w:lineRule="auto"/>
+      </w:pPr>
+      <w:r>
+        <w:rPr>
+          <w:rFonts w:ascii="微软雅黑" w:hAnsi="微软雅黑" w:eastAsia="微软雅黑"/>
+        </w:rPr>
+        <w:t xml:space="preserve"> 医院公众号稿的「深拆」纪律（sandy 定）：</w:t>
+      </w:r>
+    </w:p>
+    <w:p>
+      <w:pPr>
+        <w:pStyle w:val="ListBullet"/>
+        <w:spacing w:after="60"/>
+      </w:pPr>
+      <w:r>
+        <w:rPr>
+          <w:rFonts w:ascii="微软雅黑" w:hAnsi="微软雅黑" w:eastAsia="微软雅黑"/>
+        </w:rPr>
+        <w:t>为什么要攒：医院审稿麻烦、周期长，所以要提前攒稿库；同事把稿发给多家医院，让医院自己挑。</w:t>
+      </w:r>
+    </w:p>
+    <w:p>
+      <w:pPr>
+        <w:pStyle w:val="ListBullet"/>
+        <w:spacing w:after="60"/>
+      </w:pPr>
+      <w:r>
+        <w:rPr>
+          <w:rFonts w:ascii="微软雅黑" w:hAnsi="微软雅黑" w:eastAsia="微软雅黑"/>
+        </w:rPr>
+        <w:t>为什么要深拆：一稿一院（排他），但同行之间容易看出同源——所以每篇必须切入点不同、骨架不同、案例不同，不是换个标题的浅拆。</w:t>
+      </w:r>
+    </w:p>
+    <w:p>
+      <w:pPr>
+        <w:pStyle w:val="ListBullet"/>
+        <w:spacing w:after="60"/>
+      </w:pPr>
+      <w:r>
+        <w:rPr>
+          <w:rFonts w:ascii="微软雅黑" w:hAnsi="微软雅黑" w:eastAsia="微软雅黑"/>
+        </w:rPr>
+        <w:t>题材按深拆题目来 —— 先定切口，再写稿；同一科室可从完全不同的入口写（患者故事 / 新模式发布 / 症状科普 / 疗程依从性 / 人群场景 …）。</w:t>
+      </w:r>
+    </w:p>
+    <w:p>
+      <w:pPr>
+        <w:pStyle w:val="ListBullet"/>
+        <w:spacing w:after="60"/>
+      </w:pPr>
+      <w:r>
+        <w:rPr>
+          <w:rFonts w:ascii="微软雅黑" w:hAnsi="微软雅黑" w:eastAsia="微软雅黑"/>
+        </w:rPr>
+        <w:t>防撞车：出稿前必扫台账，确认新稿切入点不与已用重复。</w:t>
+      </w:r>
+    </w:p>
+    <w:p>
+      <w:pPr>
+        <w:pStyle w:val="Heading3"/>
+      </w:pPr>
+      <w:r>
+        <w:rPr>
+          <w:rFonts w:ascii="微软雅黑" w:hAnsi="微软雅黑" w:eastAsia="微软雅黑"/>
+          <w:color w:val="2D5F9E"/>
+          <w:sz w:val="26"/>
+        </w:rPr>
+        <w:t>9.3 改动机制</w:t>
       </w:r>
     </w:p>
     <w:p>
